--- a/РемКомСтрой_Этап_1.docx
+++ b/РемКомСтрой_Этап_1.docx
@@ -3728,8 +3728,14 @@
       <w:pPr>
         <w:pStyle w:val="21"/>
         <w:ind w:firstLine="0"/>
+        <w:rPr>
+          <w:lang w:val="ru-RU"/>
+        </w:rPr>
       </w:pPr>
       <w:r>
+        <w:rPr>
+          <w:lang w:val="ru-RU"/>
+        </w:rPr>
         <w:lastRenderedPageBreak/>
         <w:t>4.</w:t>
       </w:r>
@@ -3740,39 +3746,10 @@
         <w:t>2</w:t>
       </w:r>
       <w:r>
-        <w:t xml:space="preserve">. </w:t>
-      </w:r>
-      <w:proofErr w:type="spellStart"/>
-      <w:r>
-        <w:t>Текст</w:t>
-      </w:r>
-      <w:proofErr w:type="spellEnd"/>
-      <w:r>
-        <w:t xml:space="preserve"> </w:t>
-      </w:r>
-      <w:proofErr w:type="spellStart"/>
-      <w:r>
-        <w:t>модели</w:t>
-      </w:r>
-      <w:proofErr w:type="spellEnd"/>
-      <w:r>
-        <w:t xml:space="preserve"> </w:t>
-      </w:r>
-      <w:proofErr w:type="spellStart"/>
-      <w:r>
-        <w:t>вариантов</w:t>
-      </w:r>
-      <w:proofErr w:type="spellEnd"/>
-      <w:r>
-        <w:t xml:space="preserve"> </w:t>
-      </w:r>
-      <w:proofErr w:type="spellStart"/>
-      <w:r>
-        <w:t>использования</w:t>
-      </w:r>
-      <w:proofErr w:type="spellEnd"/>
-      <w:r>
-        <w:t xml:space="preserve"> </w:t>
+        <w:rPr>
+          <w:lang w:val="ru-RU"/>
+        </w:rPr>
+        <w:t xml:space="preserve">. Текст модели вариантов использования </w:t>
       </w:r>
       <w:proofErr w:type="spellStart"/>
       <w:r>
@@ -3785,16 +3762,20 @@
         <w:spacing w:after="80"/>
         <w:ind w:firstLine="0"/>
         <w:jc w:val="center"/>
+        <w:rPr>
+          <w:lang w:val="ru-RU"/>
+        </w:rPr>
       </w:pPr>
       <w:r>
         <w:rPr>
-          <w:noProof/>
-        </w:rPr>
+          <w:lang w:val="ru-RU"/>
+        </w:rPr>
+        <w:lastRenderedPageBreak/>
         <w:drawing>
-          <wp:inline distT="0" distB="0" distL="0" distR="0">
-            <wp:extent cx="6309360" cy="6760029"/>
-            <wp:effectExtent l="0" t="0" r="0" b="0"/>
-            <wp:docPr id="1" name="Picture 1"/>
+          <wp:inline distT="0" distB="0" distL="0" distR="0" wp14:anchorId="6E0CC4C3" wp14:editId="126C7C12">
+            <wp:extent cx="6309360" cy="2766060"/>
+            <wp:effectExtent l="0" t="0" r="2540" b="2540"/>
+            <wp:docPr id="954724305" name="Рисунок 1"/>
             <wp:cNvGraphicFramePr>
               <a:graphicFrameLocks xmlns:a="http://schemas.openxmlformats.org/drawingml/2006/main" noChangeAspect="1"/>
             </wp:cNvGraphicFramePr>
@@ -3802,7 +3783,7 @@
               <a:graphicData uri="http://schemas.openxmlformats.org/drawingml/2006/picture">
                 <pic:pic xmlns:pic="http://schemas.openxmlformats.org/drawingml/2006/picture">
                   <pic:nvPicPr>
-                    <pic:cNvPr id="0" name="remkomstroy_use_cases.png"/>
+                    <pic:cNvPr id="954724305" name=""/>
                     <pic:cNvPicPr/>
                   </pic:nvPicPr>
                   <pic:blipFill>
@@ -3814,7 +3795,88 @@
                   <pic:spPr>
                     <a:xfrm>
                       <a:off x="0" y="0"/>
-                      <a:ext cx="6309360" cy="6760029"/>
+                      <a:ext cx="6309360" cy="2766060"/>
+                    </a:xfrm>
+                    <a:prstGeom prst="rect">
+                      <a:avLst/>
+                    </a:prstGeom>
+                  </pic:spPr>
+                </pic:pic>
+              </a:graphicData>
+            </a:graphic>
+          </wp:inline>
+        </w:drawing>
+      </w:r>
+      <w:r>
+        <w:rPr>
+          <w:lang w:val="ru-RU"/>
+        </w:rPr>
+        <w:drawing>
+          <wp:inline distT="0" distB="0" distL="0" distR="0" wp14:anchorId="01ED1686" wp14:editId="034A1ABD">
+            <wp:extent cx="6309360" cy="4264660"/>
+            <wp:effectExtent l="0" t="0" r="2540" b="2540"/>
+            <wp:docPr id="1475240888" name="Рисунок 1"/>
+            <wp:cNvGraphicFramePr>
+              <a:graphicFrameLocks xmlns:a="http://schemas.openxmlformats.org/drawingml/2006/main" noChangeAspect="1"/>
+            </wp:cNvGraphicFramePr>
+            <a:graphic xmlns:a="http://schemas.openxmlformats.org/drawingml/2006/main">
+              <a:graphicData uri="http://schemas.openxmlformats.org/drawingml/2006/picture">
+                <pic:pic xmlns:pic="http://schemas.openxmlformats.org/drawingml/2006/picture">
+                  <pic:nvPicPr>
+                    <pic:cNvPr id="1475240888" name=""/>
+                    <pic:cNvPicPr/>
+                  </pic:nvPicPr>
+                  <pic:blipFill>
+                    <a:blip r:embed="rId9"/>
+                    <a:stretch>
+                      <a:fillRect/>
+                    </a:stretch>
+                  </pic:blipFill>
+                  <pic:spPr>
+                    <a:xfrm>
+                      <a:off x="0" y="0"/>
+                      <a:ext cx="6309360" cy="4264660"/>
+                    </a:xfrm>
+                    <a:prstGeom prst="rect">
+                      <a:avLst/>
+                    </a:prstGeom>
+                  </pic:spPr>
+                </pic:pic>
+              </a:graphicData>
+            </a:graphic>
+          </wp:inline>
+        </w:drawing>
+      </w:r>
+      <w:r>
+        <w:rPr>
+          <w:lang w:val="ru-RU"/>
+        </w:rPr>
+        <w:lastRenderedPageBreak/>
+        <w:drawing>
+          <wp:inline distT="0" distB="0" distL="0" distR="0" wp14:anchorId="27146969" wp14:editId="13AA8DDD">
+            <wp:extent cx="6309360" cy="3698240"/>
+            <wp:effectExtent l="0" t="0" r="2540" b="0"/>
+            <wp:docPr id="4636149" name="Рисунок 1"/>
+            <wp:cNvGraphicFramePr>
+              <a:graphicFrameLocks xmlns:a="http://schemas.openxmlformats.org/drawingml/2006/main" noChangeAspect="1"/>
+            </wp:cNvGraphicFramePr>
+            <a:graphic xmlns:a="http://schemas.openxmlformats.org/drawingml/2006/main">
+              <a:graphicData uri="http://schemas.openxmlformats.org/drawingml/2006/picture">
+                <pic:pic xmlns:pic="http://schemas.openxmlformats.org/drawingml/2006/picture">
+                  <pic:nvPicPr>
+                    <pic:cNvPr id="4636149" name=""/>
+                    <pic:cNvPicPr/>
+                  </pic:nvPicPr>
+                  <pic:blipFill>
+                    <a:blip r:embed="rId10"/>
+                    <a:stretch>
+                      <a:fillRect/>
+                    </a:stretch>
+                  </pic:blipFill>
+                  <pic:spPr>
+                    <a:xfrm>
+                      <a:off x="0" y="0"/>
+                      <a:ext cx="6309360" cy="3698240"/>
                     </a:xfrm>
                     <a:prstGeom prst="rect">
                       <a:avLst/>
@@ -3861,7 +3923,7 @@
           <w:lang w:val="ru-RU"/>
         </w:rPr>
         <w:sectPr>
-          <w:footerReference w:type="default" r:id="rId9"/>
+          <w:footerReference w:type="default" r:id="rId11"/>
           <w:pgSz w:w="12240" w:h="15840"/>
           <w:pgMar w:top="1080" w:right="1008" w:bottom="1008" w:left="1296" w:header="720" w:footer="504" w:gutter="0"/>
           <w:cols w:space="720"/>

--- a/РемКомСтрой_Этап_1.docx
+++ b/РемКомСтрой_Этап_1.docx
@@ -4,28 +4,22 @@
   <w:body>
     <w:p>
       <w:pPr>
-        <w:pStyle w:val="aa"/>
-        <w:spacing w:before="2520" w:after="360"/>
+        <w:spacing w:after="0"/>
+        <w:ind w:firstLine="0"/>
+        <w:jc w:val="center"/>
         <w:rPr>
           <w:lang w:val="ru-RU"/>
         </w:rPr>
       </w:pPr>
       <w:r>
         <w:rPr>
-          <w:rFonts w:ascii="Times New Roman" w:eastAsia="Times New Roman" w:hAnsi="Times New Roman"/>
-          <w:lang w:val="ru-RU"/>
-        </w:rPr>
-        <w:t xml:space="preserve">Информационная система </w:t>
-      </w:r>
-      <w:proofErr w:type="spellStart"/>
-      <w:r>
-        <w:rPr>
-          <w:rFonts w:ascii="Times New Roman" w:eastAsia="Times New Roman" w:hAnsi="Times New Roman"/>
-          <w:lang w:val="ru-RU"/>
-        </w:rPr>
-        <w:t>РемКомСтрой</w:t>
-      </w:r>
-      <w:proofErr w:type="spellEnd"/>
+          <w:rFonts w:cs="Times New Roman"/>
+          <w:b/>
+          <w:szCs w:val="24"/>
+          <w:lang w:val="ru-RU"/>
+        </w:rPr>
+        <w:t>МИНОБРНАУКИ РОССИИ</w:t>
+      </w:r>
     </w:p>
     <w:p>
       <w:pPr>
@@ -38,23 +32,17 @@
       </w:pPr>
       <w:r>
         <w:rPr>
-          <w:sz w:val="28"/>
-          <w:lang w:val="ru-RU"/>
-        </w:rPr>
-        <w:t>Этап 1. Описание предметной области, назначение системы, требования и</w:t>
-      </w:r>
-      <w:r>
-        <w:rPr>
-          <w:sz w:val="28"/>
-          <w:lang w:val="ru-RU"/>
-        </w:rPr>
-        <w:br/>
-        <w:t>основные прецеденты</w:t>
+          <w:rFonts w:cs="Times New Roman"/>
+          <w:b/>
+          <w:szCs w:val="24"/>
+          <w:lang w:val="ru-RU"/>
+        </w:rPr>
+        <w:t>ФЕДЕРАЛЬНОЕ ГОСУДАРСТВЕННОЕ АВТОНОМНОЕ</w:t>
       </w:r>
     </w:p>
     <w:p>
       <w:pPr>
-        <w:spacing w:before="3240" w:after="0"/>
+        <w:spacing w:after="0"/>
         <w:ind w:firstLine="0"/>
         <w:jc w:val="center"/>
         <w:rPr>
@@ -63,9 +51,497 @@
       </w:pPr>
       <w:r>
         <w:rPr>
-          <w:lang w:val="ru-RU"/>
-        </w:rPr>
-        <w:t>Курсовая работа по дисциплине «Информационные системы»</w:t>
+          <w:rFonts w:cs="Times New Roman"/>
+          <w:b/>
+          <w:szCs w:val="24"/>
+          <w:lang w:val="ru-RU"/>
+        </w:rPr>
+        <w:t>ОБРАЗОВАТЕЛЬНОЕ УЧРЕЖДЕНИЕ ВЫСШЕГО ОБРАЗОВАНИЯ</w:t>
+      </w:r>
+    </w:p>
+    <w:p>
+      <w:pPr>
+        <w:spacing w:after="0"/>
+        <w:ind w:firstLine="0"/>
+        <w:jc w:val="center"/>
+        <w:rPr>
+          <w:lang w:val="ru-RU"/>
+        </w:rPr>
+      </w:pPr>
+      <w:r>
+        <w:rPr>
+          <w:rFonts w:cs="Times New Roman"/>
+          <w:b/>
+          <w:szCs w:val="24"/>
+          <w:lang w:val="ru-RU"/>
+        </w:rPr>
+        <w:t>«НАЦИОНАЛЬНЫЙ ИССЛЕДОВАТЕЛЬСКИЙ</w:t>
+      </w:r>
+    </w:p>
+    <w:p>
+      <w:pPr>
+        <w:ind w:firstLine="0"/>
+        <w:jc w:val="center"/>
+        <w:rPr>
+          <w:lang w:val="ru-RU"/>
+        </w:rPr>
+      </w:pPr>
+      <w:r>
+        <w:rPr>
+          <w:rFonts w:cs="Times New Roman"/>
+          <w:b/>
+          <w:szCs w:val="24"/>
+          <w:lang w:val="ru-RU"/>
+        </w:rPr>
+        <w:t>УНИВЕРСИТЕТ ИТМО»</w:t>
+      </w:r>
+    </w:p>
+    <w:p>
+      <w:pPr>
+        <w:spacing w:after="0"/>
+        <w:ind w:firstLine="0"/>
+        <w:jc w:val="center"/>
+        <w:rPr>
+          <w:lang w:val="ru-RU"/>
+        </w:rPr>
+      </w:pPr>
+      <w:r>
+        <w:rPr>
+          <w:rFonts w:cs="Times New Roman"/>
+          <w:sz w:val="22"/>
+          <w:lang w:val="ru-RU"/>
+        </w:rPr>
+        <w:t>ФАКУЛЬТЕТ ПРОГРАММНОЙ ИНЖЕНЕРИИ</w:t>
+      </w:r>
+    </w:p>
+    <w:p>
+      <w:pPr>
+        <w:spacing w:after="0"/>
+        <w:ind w:firstLine="0"/>
+        <w:jc w:val="center"/>
+        <w:rPr>
+          <w:lang w:val="ru-RU"/>
+        </w:rPr>
+      </w:pPr>
+      <w:r>
+        <w:rPr>
+          <w:rFonts w:cs="Times New Roman"/>
+          <w:sz w:val="22"/>
+          <w:lang w:val="ru-RU"/>
+        </w:rPr>
+        <w:t>И КОМПЬЮТЕРНОЙ ТЕХНИКИ</w:t>
+      </w:r>
+    </w:p>
+    <w:p>
+      <w:pPr>
+        <w:spacing w:after="0"/>
+        <w:ind w:firstLine="0"/>
+        <w:jc w:val="center"/>
+        <w:rPr>
+          <w:lang w:val="ru-RU"/>
+        </w:rPr>
+      </w:pPr>
+      <w:r>
+        <w:rPr>
+          <w:rFonts w:cs="Times New Roman"/>
+          <w:sz w:val="22"/>
+          <w:lang w:val="ru-RU"/>
+        </w:rPr>
+        <w:t>МЕГАФАКУЛЬТЕТ КОМПЬЮТЕРНЫХ ТЕХНОЛОГИЙ И</w:t>
+      </w:r>
+    </w:p>
+    <w:p>
+      <w:pPr>
+        <w:spacing w:after="0"/>
+        <w:ind w:firstLine="0"/>
+        <w:jc w:val="center"/>
+        <w:rPr>
+          <w:lang w:val="ru-RU"/>
+        </w:rPr>
+      </w:pPr>
+      <w:r>
+        <w:rPr>
+          <w:rFonts w:cs="Times New Roman"/>
+          <w:sz w:val="22"/>
+          <w:lang w:val="ru-RU"/>
+        </w:rPr>
+        <w:t>УПРАВЛЕНИЯ</w:t>
+      </w:r>
+    </w:p>
+    <w:p>
+      <w:pPr>
+        <w:spacing w:before="600" w:after="0"/>
+        <w:ind w:firstLine="0"/>
+        <w:jc w:val="center"/>
+        <w:rPr>
+          <w:lang w:val="ru-RU"/>
+        </w:rPr>
+      </w:pPr>
+    </w:p>
+    <w:p>
+      <w:pPr>
+        <w:spacing w:after="0"/>
+        <w:ind w:firstLine="0"/>
+        <w:jc w:val="center"/>
+        <w:rPr>
+          <w:lang w:val="ru-RU"/>
+        </w:rPr>
+      </w:pPr>
+      <w:r>
+        <w:rPr>
+          <w:rFonts w:cs="Times New Roman"/>
+          <w:b/>
+          <w:sz w:val="32"/>
+          <w:szCs w:val="32"/>
+          <w:lang w:val="ru-RU"/>
+        </w:rPr>
+        <w:t>Создание информационной системы</w:t>
+      </w:r>
+    </w:p>
+    <w:p>
+      <w:pPr>
+        <w:spacing w:after="0"/>
+        <w:ind w:firstLine="0"/>
+        <w:jc w:val="center"/>
+        <w:rPr>
+          <w:lang w:val="ru-RU"/>
+        </w:rPr>
+      </w:pPr>
+      <w:r>
+        <w:rPr>
+          <w:rFonts w:cs="Times New Roman"/>
+          <w:b/>
+          <w:sz w:val="32"/>
+          <w:szCs w:val="32"/>
+          <w:lang w:val="ru-RU"/>
+        </w:rPr>
+        <w:t>для управления комплексным ремонтом</w:t>
+      </w:r>
+    </w:p>
+    <w:p>
+      <w:pPr>
+        <w:spacing w:after="0"/>
+        <w:ind w:firstLine="0"/>
+        <w:jc w:val="center"/>
+        <w:rPr>
+          <w:lang w:val="ru-RU"/>
+        </w:rPr>
+      </w:pPr>
+      <w:r>
+        <w:rPr>
+          <w:rFonts w:cs="Times New Roman"/>
+          <w:b/>
+          <w:sz w:val="32"/>
+          <w:szCs w:val="32"/>
+          <w:lang w:val="ru-RU"/>
+        </w:rPr>
+        <w:t>зданий и автомобильных дорог</w:t>
+      </w:r>
+    </w:p>
+    <w:p>
+      <w:pPr>
+        <w:spacing w:after="240"/>
+        <w:ind w:firstLine="0"/>
+        <w:jc w:val="center"/>
+        <w:rPr>
+          <w:lang w:val="ru-RU"/>
+        </w:rPr>
+      </w:pPr>
+      <w:r>
+        <w:rPr>
+          <w:rFonts w:cs="Times New Roman"/>
+          <w:b/>
+          <w:sz w:val="32"/>
+          <w:szCs w:val="32"/>
+          <w:lang w:val="ru-RU"/>
+        </w:rPr>
+        <w:t>«</w:t>
+      </w:r>
+      <w:proofErr w:type="spellStart"/>
+      <w:r>
+        <w:rPr>
+          <w:rFonts w:cs="Times New Roman"/>
+          <w:b/>
+          <w:sz w:val="32"/>
+          <w:szCs w:val="32"/>
+          <w:lang w:val="ru-RU"/>
+        </w:rPr>
+        <w:t>РемКомСтрой</w:t>
+      </w:r>
+      <w:proofErr w:type="spellEnd"/>
+      <w:r>
+        <w:rPr>
+          <w:rFonts w:cs="Times New Roman"/>
+          <w:b/>
+          <w:sz w:val="32"/>
+          <w:szCs w:val="32"/>
+          <w:lang w:val="ru-RU"/>
+        </w:rPr>
+        <w:t>»</w:t>
+      </w:r>
+    </w:p>
+    <w:p>
+      <w:pPr>
+        <w:ind w:firstLine="0"/>
+        <w:jc w:val="center"/>
+        <w:rPr>
+          <w:lang w:val="ru-RU"/>
+        </w:rPr>
+      </w:pPr>
+      <w:r>
+        <w:rPr>
+          <w:rFonts w:cs="Times New Roman"/>
+          <w:i/>
+          <w:sz w:val="26"/>
+          <w:szCs w:val="26"/>
+          <w:lang w:val="ru-RU"/>
+        </w:rPr>
+        <w:t>курсовая работа, этап №1</w:t>
+      </w:r>
+    </w:p>
+    <w:p>
+      <w:pPr>
+        <w:spacing w:after="0"/>
+        <w:ind w:firstLine="0"/>
+        <w:jc w:val="center"/>
+        <w:rPr>
+          <w:lang w:val="ru-RU"/>
+        </w:rPr>
+      </w:pPr>
+      <w:r>
+        <w:rPr>
+          <w:rFonts w:cs="Times New Roman"/>
+          <w:szCs w:val="24"/>
+          <w:lang w:val="ru-RU"/>
+        </w:rPr>
+        <w:t>по дисциплине «Информационные системы»</w:t>
+      </w:r>
+    </w:p>
+    <w:p>
+      <w:pPr>
+        <w:spacing w:after="0"/>
+        <w:ind w:firstLine="0"/>
+        <w:jc w:val="center"/>
+        <w:rPr>
+          <w:lang w:val="ru-RU"/>
+        </w:rPr>
+      </w:pPr>
+      <w:r>
+        <w:rPr>
+          <w:rFonts w:cs="Times New Roman"/>
+          <w:szCs w:val="24"/>
+          <w:lang w:val="ru-RU"/>
+        </w:rPr>
+        <w:t>направления бакалавриата 09.03.04 «Программная инженерия»,</w:t>
+      </w:r>
+    </w:p>
+    <w:p>
+      <w:pPr>
+        <w:spacing w:after="0"/>
+        <w:ind w:firstLine="0"/>
+        <w:jc w:val="center"/>
+        <w:rPr>
+          <w:lang w:val="ru-RU"/>
+        </w:rPr>
+      </w:pPr>
+      <w:r>
+        <w:rPr>
+          <w:rFonts w:cs="Times New Roman"/>
+          <w:szCs w:val="24"/>
+          <w:lang w:val="ru-RU"/>
+        </w:rPr>
+        <w:t>образовательное направление «Системное и прикладное</w:t>
+      </w:r>
+    </w:p>
+    <w:p>
+      <w:pPr>
+        <w:spacing w:after="0"/>
+        <w:ind w:firstLine="0"/>
+        <w:jc w:val="center"/>
+        <w:rPr>
+          <w:lang w:val="ru-RU"/>
+        </w:rPr>
+      </w:pPr>
+      <w:r>
+        <w:rPr>
+          <w:rFonts w:cs="Times New Roman"/>
+          <w:szCs w:val="24"/>
+          <w:lang w:val="ru-RU"/>
+        </w:rPr>
+        <w:t>программное обеспечение»</w:t>
+      </w:r>
+    </w:p>
+    <w:p>
+      <w:pPr>
+        <w:spacing w:before="800" w:after="0"/>
+        <w:ind w:firstLine="0"/>
+        <w:jc w:val="center"/>
+        <w:rPr>
+          <w:lang w:val="ru-RU"/>
+        </w:rPr>
+      </w:pPr>
+    </w:p>
+    <w:p>
+      <w:pPr>
+        <w:spacing w:after="0"/>
+        <w:ind w:firstLine="0"/>
+        <w:jc w:val="right"/>
+        <w:rPr>
+          <w:lang w:val="ru-RU"/>
+        </w:rPr>
+      </w:pPr>
+      <w:r>
+        <w:rPr>
+          <w:rFonts w:cs="Times New Roman"/>
+          <w:szCs w:val="24"/>
+          <w:lang w:val="ru-RU"/>
+        </w:rPr>
+        <w:t>Научный руководитель:</w:t>
+      </w:r>
+    </w:p>
+    <w:p>
+      <w:pPr>
+        <w:spacing w:after="240"/>
+        <w:ind w:firstLine="0"/>
+        <w:jc w:val="right"/>
+        <w:rPr>
+          <w:lang w:val="ru-RU"/>
+        </w:rPr>
+      </w:pPr>
+      <w:r>
+        <w:rPr>
+          <w:rFonts w:cs="Times New Roman"/>
+          <w:szCs w:val="24"/>
+          <w:lang w:val="ru-RU"/>
+        </w:rPr>
+        <w:t>Николаев Владимир Вячеславович</w:t>
+      </w:r>
+    </w:p>
+    <w:p>
+      <w:pPr>
+        <w:spacing w:after="0"/>
+        <w:ind w:firstLine="0"/>
+        <w:jc w:val="right"/>
+        <w:rPr>
+          <w:lang w:val="ru-RU"/>
+        </w:rPr>
+      </w:pPr>
+      <w:r>
+        <w:rPr>
+          <w:rFonts w:cs="Times New Roman"/>
+          <w:szCs w:val="24"/>
+          <w:lang w:val="ru-RU"/>
+        </w:rPr>
+        <w:t>Работу выполнил:</w:t>
+      </w:r>
+    </w:p>
+    <w:p>
+      <w:pPr>
+        <w:spacing w:after="0"/>
+        <w:ind w:firstLine="0"/>
+        <w:jc w:val="right"/>
+        <w:rPr>
+          <w:rFonts w:cs="Times New Roman"/>
+          <w:szCs w:val="24"/>
+          <w:lang w:val="ru-RU"/>
+        </w:rPr>
+      </w:pPr>
+      <w:r>
+        <w:rPr>
+          <w:rFonts w:cs="Times New Roman"/>
+          <w:szCs w:val="24"/>
+          <w:lang w:val="ru-RU"/>
+        </w:rPr>
+        <w:t>Студент 3 курса</w:t>
+      </w:r>
+      <w:r>
+        <w:rPr>
+          <w:rFonts w:cs="Times New Roman"/>
+          <w:szCs w:val="24"/>
+          <w:lang w:val="ru-RU"/>
+        </w:rPr>
+        <w:t xml:space="preserve"> </w:t>
+      </w:r>
+      <w:r>
+        <w:rPr>
+          <w:rFonts w:cs="Times New Roman"/>
+          <w:szCs w:val="24"/>
+        </w:rPr>
+        <w:t>P</w:t>
+      </w:r>
+      <w:r>
+        <w:rPr>
+          <w:rFonts w:cs="Times New Roman"/>
+          <w:szCs w:val="24"/>
+          <w:lang w:val="ru-RU"/>
+        </w:rPr>
+        <w:t>3309</w:t>
+      </w:r>
+    </w:p>
+    <w:p>
+      <w:pPr>
+        <w:spacing w:after="0"/>
+        <w:ind w:firstLine="0"/>
+        <w:jc w:val="right"/>
+        <w:rPr>
+          <w:rFonts w:cs="Times New Roman"/>
+          <w:szCs w:val="24"/>
+          <w:lang w:val="ru-RU"/>
+        </w:rPr>
+      </w:pPr>
+      <w:r>
+        <w:rPr>
+          <w:rFonts w:cs="Times New Roman"/>
+          <w:szCs w:val="24"/>
+          <w:lang w:val="ru-RU"/>
+        </w:rPr>
+        <w:t>Кузьмин Дмитрий</w:t>
+      </w:r>
+    </w:p>
+    <w:p>
+      <w:pPr>
+        <w:spacing w:after="0"/>
+        <w:ind w:firstLine="0"/>
+        <w:jc w:val="right"/>
+        <w:rPr>
+          <w:lang w:val="ru-RU"/>
+        </w:rPr>
+      </w:pPr>
+      <w:r>
+        <w:rPr>
+          <w:rFonts w:cs="Times New Roman"/>
+          <w:szCs w:val="24"/>
+          <w:lang w:val="ru-RU"/>
+        </w:rPr>
+        <w:t>Калакин Ярослав</w:t>
+      </w:r>
+    </w:p>
+    <w:p>
+      <w:pPr>
+        <w:spacing w:before="1200" w:after="0"/>
+        <w:ind w:firstLine="0"/>
+        <w:jc w:val="center"/>
+        <w:rPr>
+          <w:lang w:val="ru-RU"/>
+        </w:rPr>
+      </w:pPr>
+    </w:p>
+    <w:p>
+      <w:pPr>
+        <w:spacing w:after="0"/>
+        <w:ind w:firstLine="0"/>
+        <w:jc w:val="center"/>
+        <w:rPr>
+          <w:lang w:val="ru-RU"/>
+        </w:rPr>
+      </w:pPr>
+      <w:r>
+        <w:rPr>
+          <w:rFonts w:cs="Times New Roman"/>
+          <w:szCs w:val="24"/>
+          <w:lang w:val="ru-RU"/>
+        </w:rPr>
+        <w:t>г. Санкт-Петербург – 2026</w:t>
       </w:r>
     </w:p>
     <w:p>
@@ -3768,11 +4244,12 @@
       </w:pPr>
       <w:r>
         <w:rPr>
+          <w:noProof/>
           <w:lang w:val="ru-RU"/>
         </w:rPr>
         <w:lastRenderedPageBreak/>
         <w:drawing>
-          <wp:inline distT="0" distB="0" distL="0" distR="0" wp14:anchorId="6E0CC4C3" wp14:editId="126C7C12">
+          <wp:inline distT="0" distB="0" distL="0" distR="0" wp14:anchorId="6B9F0F80" wp14:editId="5022A11A">
             <wp:extent cx="6309360" cy="2766060"/>
             <wp:effectExtent l="0" t="0" r="2540" b="2540"/>
             <wp:docPr id="954724305" name="Рисунок 1"/>
@@ -3809,10 +4286,11 @@
       </w:r>
       <w:r>
         <w:rPr>
+          <w:noProof/>
           <w:lang w:val="ru-RU"/>
         </w:rPr>
         <w:drawing>
-          <wp:inline distT="0" distB="0" distL="0" distR="0" wp14:anchorId="01ED1686" wp14:editId="034A1ABD">
+          <wp:inline distT="0" distB="0" distL="0" distR="0" wp14:anchorId="5B8B492C" wp14:editId="0982F7F3">
             <wp:extent cx="6309360" cy="4264660"/>
             <wp:effectExtent l="0" t="0" r="2540" b="2540"/>
             <wp:docPr id="1475240888" name="Рисунок 1"/>
@@ -3849,11 +4327,12 @@
       </w:r>
       <w:r>
         <w:rPr>
+          <w:noProof/>
           <w:lang w:val="ru-RU"/>
         </w:rPr>
         <w:lastRenderedPageBreak/>
         <w:drawing>
-          <wp:inline distT="0" distB="0" distL="0" distR="0" wp14:anchorId="27146969" wp14:editId="13AA8DDD">
+          <wp:inline distT="0" distB="0" distL="0" distR="0" wp14:anchorId="006EEC63" wp14:editId="3A6F53E7">
             <wp:extent cx="6309360" cy="3698240"/>
             <wp:effectExtent l="0" t="0" r="2540" b="0"/>
             <wp:docPr id="4636149" name="Рисунок 1"/>
@@ -11379,7 +11858,21 @@
               <w:rPr>
                 <w:sz w:val="22"/>
               </w:rPr>
-              <w:t xml:space="preserve">: Зафиксировать </w:t>
+              <w:t xml:space="preserve">: </w:t>
+            </w:r>
+            <w:proofErr w:type="spellStart"/>
+            <w:r>
+              <w:rPr>
+                <w:sz w:val="22"/>
+              </w:rPr>
+              <w:t>Зафиксировать</w:t>
+            </w:r>
+            <w:proofErr w:type="spellEnd"/>
+            <w:r>
+              <w:rPr>
+                <w:sz w:val="22"/>
+              </w:rPr>
+              <w:t xml:space="preserve"> </w:t>
             </w:r>
             <w:proofErr w:type="spellStart"/>
             <w:r>
@@ -18490,6 +18983,734 @@
         </w:tc>
       </w:tr>
     </w:tbl>
+    <w:p>
+      <w:pPr>
+        <w:pStyle w:val="1"/>
+        <w:rPr>
+          <w:lang w:val="ru-RU"/>
+        </w:rPr>
+      </w:pPr>
+      <w:r>
+        <w:rPr>
+          <w:lang w:val="ru-RU"/>
+        </w:rPr>
+        <w:t>6. АРХИТЕКТУРА БУДУЩЕЙ СИСТЕМЫ</w:t>
+      </w:r>
+    </w:p>
+    <w:p>
+      <w:pPr>
+        <w:rPr>
+          <w:lang w:val="ru-RU"/>
+        </w:rPr>
+      </w:pPr>
+      <w:r>
+        <w:rPr>
+          <w:lang w:val="ru-RU"/>
+        </w:rPr>
+        <w:t xml:space="preserve">Используемые технологии и фреймворки согласуются с преподавателем. Все этапы курсовой работы демонстрируются на сервере </w:t>
+      </w:r>
+      <w:proofErr w:type="spellStart"/>
+      <w:r>
+        <w:rPr>
+          <w:lang w:val="ru-RU"/>
+        </w:rPr>
+        <w:t>helios</w:t>
+      </w:r>
+      <w:proofErr w:type="spellEnd"/>
+      <w:r>
+        <w:rPr>
+          <w:lang w:val="ru-RU"/>
+        </w:rPr>
+        <w:t>.</w:t>
+      </w:r>
+    </w:p>
+    <w:p>
+      <w:pPr>
+        <w:rPr>
+          <w:lang w:val="ru-RU"/>
+        </w:rPr>
+      </w:pPr>
+      <w:r>
+        <w:rPr>
+          <w:b/>
+          <w:lang w:val="ru-RU"/>
+        </w:rPr>
+        <w:t>Архитектура</w:t>
+      </w:r>
+      <w:proofErr w:type="gramStart"/>
+      <w:r>
+        <w:rPr>
+          <w:b/>
+          <w:lang w:val="ru-RU"/>
+        </w:rPr>
+        <w:t>:</w:t>
+      </w:r>
+      <w:r>
+        <w:rPr>
+          <w:lang w:val="ru-RU"/>
+        </w:rPr>
+        <w:t xml:space="preserve"> Для</w:t>
+      </w:r>
+      <w:proofErr w:type="gramEnd"/>
+      <w:r>
+        <w:rPr>
+          <w:lang w:val="ru-RU"/>
+        </w:rPr>
+        <w:t xml:space="preserve"> построения информационной системы «</w:t>
+      </w:r>
+      <w:proofErr w:type="spellStart"/>
+      <w:r>
+        <w:rPr>
+          <w:lang w:val="ru-RU"/>
+        </w:rPr>
+        <w:t>РемКомСтрой</w:t>
+      </w:r>
+      <w:proofErr w:type="spellEnd"/>
+      <w:r>
+        <w:rPr>
+          <w:lang w:val="ru-RU"/>
+        </w:rPr>
+        <w:t>» используется многоуровневая (многослойная) архитектура, которая состоит из нескольких взаимосвязанных компонентов. Такое разделение позволяет каждому слою выполнять свои задачи и независимо развивать интерфейс, прикладную логику и базу данных.</w:t>
+      </w:r>
+    </w:p>
+    <w:p>
+      <w:pPr>
+        <w:pStyle w:val="21"/>
+        <w:rPr>
+          <w:lang w:val="ru-RU"/>
+        </w:rPr>
+      </w:pPr>
+      <w:r>
+        <w:rPr>
+          <w:lang w:val="ru-RU"/>
+        </w:rPr>
+        <w:t>Клиент-серверная архитектура</w:t>
+      </w:r>
+    </w:p>
+    <w:p>
+      <w:pPr>
+        <w:rPr>
+          <w:lang w:val="ru-RU"/>
+        </w:rPr>
+      </w:pPr>
+      <w:r>
+        <w:rPr>
+          <w:lang w:val="ru-RU"/>
+        </w:rPr>
+        <w:t>«</w:t>
+      </w:r>
+      <w:proofErr w:type="spellStart"/>
+      <w:r>
+        <w:rPr>
+          <w:lang w:val="ru-RU"/>
+        </w:rPr>
+        <w:t>РемКомСтрой</w:t>
+      </w:r>
+      <w:proofErr w:type="spellEnd"/>
+      <w:r>
+        <w:rPr>
+          <w:lang w:val="ru-RU"/>
+        </w:rPr>
+        <w:t xml:space="preserve">» основан на клиент-серверной архитектуре, где </w:t>
+      </w:r>
+      <w:proofErr w:type="spellStart"/>
+      <w:r>
+        <w:rPr>
+          <w:lang w:val="ru-RU"/>
+        </w:rPr>
+        <w:t>frontend</w:t>
+      </w:r>
+      <w:proofErr w:type="spellEnd"/>
+      <w:r>
+        <w:rPr>
+          <w:lang w:val="ru-RU"/>
+        </w:rPr>
+        <w:t xml:space="preserve"> и </w:t>
+      </w:r>
+      <w:proofErr w:type="spellStart"/>
+      <w:r>
+        <w:rPr>
+          <w:lang w:val="ru-RU"/>
+        </w:rPr>
+        <w:t>backend</w:t>
+      </w:r>
+      <w:proofErr w:type="spellEnd"/>
+      <w:r>
+        <w:rPr>
+          <w:lang w:val="ru-RU"/>
+        </w:rPr>
+        <w:t xml:space="preserve"> отделены друг от друга и взаимодействуют через REST API. Это позволяет независимо запускать и масштабировать клиентскую и серверную части. Оба компонента размещаются на </w:t>
+      </w:r>
+      <w:proofErr w:type="spellStart"/>
+      <w:r>
+        <w:rPr>
+          <w:lang w:val="ru-RU"/>
+        </w:rPr>
+        <w:t>helios</w:t>
+      </w:r>
+      <w:proofErr w:type="spellEnd"/>
+      <w:r>
+        <w:rPr>
+          <w:lang w:val="ru-RU"/>
+        </w:rPr>
+        <w:t xml:space="preserve"> отдельными процессами.</w:t>
+      </w:r>
+    </w:p>
+    <w:p>
+      <w:pPr>
+        <w:rPr>
+          <w:lang w:val="ru-RU"/>
+        </w:rPr>
+      </w:pPr>
+      <w:r>
+        <w:rPr>
+          <w:b/>
+          <w:lang w:val="ru-RU"/>
+        </w:rPr>
+        <w:t>Фронтенд (Client Side):</w:t>
+      </w:r>
+      <w:r>
+        <w:rPr>
+          <w:lang w:val="ru-RU"/>
+        </w:rPr>
+        <w:t xml:space="preserve"> Одностраничное приложение на </w:t>
+      </w:r>
+      <w:proofErr w:type="spellStart"/>
+      <w:r>
+        <w:rPr>
+          <w:lang w:val="ru-RU"/>
+        </w:rPr>
+        <w:t>React</w:t>
+      </w:r>
+      <w:proofErr w:type="spellEnd"/>
+      <w:r>
+        <w:rPr>
+          <w:lang w:val="ru-RU"/>
+        </w:rPr>
+        <w:t xml:space="preserve">. Код выполняется в браузере, а файлы раздаёт процесс Node.js на </w:t>
+      </w:r>
+      <w:proofErr w:type="spellStart"/>
+      <w:r>
+        <w:rPr>
+          <w:lang w:val="ru-RU"/>
+        </w:rPr>
+        <w:t>helios</w:t>
+      </w:r>
+      <w:proofErr w:type="spellEnd"/>
+      <w:r>
+        <w:rPr>
+          <w:lang w:val="ru-RU"/>
+        </w:rPr>
+        <w:t xml:space="preserve">. Интерфейс обеспечивает сценарии заявок, тендеров, журнала работ и приёмки. Фронтенд взаимодействует с бэкендом через </w:t>
+      </w:r>
+      <w:proofErr w:type="spellStart"/>
+      <w:r>
+        <w:rPr>
+          <w:lang w:val="ru-RU"/>
+        </w:rPr>
+        <w:t>RESTful</w:t>
+      </w:r>
+      <w:proofErr w:type="spellEnd"/>
+      <w:r>
+        <w:rPr>
+          <w:lang w:val="ru-RU"/>
+        </w:rPr>
+        <w:t xml:space="preserve"> API.</w:t>
+      </w:r>
+    </w:p>
+    <w:p>
+      <w:pPr>
+        <w:rPr>
+          <w:lang w:val="ru-RU"/>
+        </w:rPr>
+      </w:pPr>
+      <w:r>
+        <w:rPr>
+          <w:b/>
+          <w:lang w:val="ru-RU"/>
+        </w:rPr>
+        <w:t>Бэкенд (Server Side):</w:t>
+      </w:r>
+      <w:r>
+        <w:rPr>
+          <w:lang w:val="ru-RU"/>
+        </w:rPr>
+        <w:t xml:space="preserve"> Реализован как монолит на </w:t>
+      </w:r>
+      <w:proofErr w:type="spellStart"/>
+      <w:r>
+        <w:rPr>
+          <w:lang w:val="ru-RU"/>
+        </w:rPr>
+        <w:t>Jakarta</w:t>
+      </w:r>
+      <w:proofErr w:type="spellEnd"/>
+      <w:r>
+        <w:rPr>
+          <w:lang w:val="ru-RU"/>
+        </w:rPr>
+        <w:t xml:space="preserve"> EE с использованием MVC. Ресурсы JAX-RS выполняют роль контроллеров, сущности и DTO образуют модель, CDI-сервисы реализуют прикладную логику. </w:t>
+      </w:r>
+    </w:p>
+    <w:p>
+      <w:pPr>
+        <w:rPr>
+          <w:lang w:val="ru-RU"/>
+        </w:rPr>
+      </w:pPr>
+      <w:r>
+        <w:rPr>
+          <w:lang w:val="ru-RU"/>
+        </w:rPr>
+        <w:t>Основные модули бэкенда:</w:t>
+      </w:r>
+    </w:p>
+    <w:p>
+      <w:pPr>
+        <w:spacing w:after="60"/>
+        <w:ind w:left="490" w:hanging="288"/>
+        <w:rPr>
+          <w:lang w:val="ru-RU"/>
+        </w:rPr>
+      </w:pPr>
+      <w:r>
+        <w:rPr>
+          <w:lang w:val="ru-RU"/>
+        </w:rPr>
+        <w:t>•  модуль авторизации: вход в систему и разграничение ролей администратора, подрядчика и технического эксперта;</w:t>
+      </w:r>
+    </w:p>
+    <w:p>
+      <w:pPr>
+        <w:spacing w:after="60"/>
+        <w:ind w:left="490" w:hanging="288"/>
+        <w:rPr>
+          <w:lang w:val="ru-RU"/>
+        </w:rPr>
+      </w:pPr>
+      <w:r>
+        <w:rPr>
+          <w:lang w:val="ru-RU"/>
+        </w:rPr>
+        <w:lastRenderedPageBreak/>
+        <w:t>•  модуль объектов и заявок: структура зданий и дорог, заявки на ремонт, правила зависимостей работ;</w:t>
+      </w:r>
+    </w:p>
+    <w:p>
+      <w:pPr>
+        <w:spacing w:after="60"/>
+        <w:ind w:left="490" w:hanging="288"/>
+        <w:rPr>
+          <w:lang w:val="ru-RU"/>
+        </w:rPr>
+      </w:pPr>
+      <w:r>
+        <w:rPr>
+          <w:lang w:val="ru-RU"/>
+        </w:rPr>
+        <w:t>•  модуль планирования: граф работ, версии плана, критический путь и календарный график;</w:t>
+      </w:r>
+    </w:p>
+    <w:p>
+      <w:pPr>
+        <w:spacing w:after="60"/>
+        <w:ind w:left="490" w:hanging="288"/>
+        <w:rPr>
+          <w:lang w:val="ru-RU"/>
+        </w:rPr>
+      </w:pPr>
+      <w:r>
+        <w:rPr>
+          <w:lang w:val="ru-RU"/>
+        </w:rPr>
+        <w:t>•  модуль тендеров: лоты, предложения подрядчиков, рейтинг и выбор исполнителей;</w:t>
+      </w:r>
+    </w:p>
+    <w:p>
+      <w:pPr>
+        <w:spacing w:after="60"/>
+        <w:ind w:left="490" w:hanging="288"/>
+        <w:rPr>
+          <w:lang w:val="ru-RU"/>
+        </w:rPr>
+      </w:pPr>
+      <w:r>
+        <w:rPr>
+          <w:lang w:val="ru-RU"/>
+        </w:rPr>
+        <w:t>•  модуль выполнения: журнал работ, скрытые дефекты и перестроение плана;</w:t>
+      </w:r>
+    </w:p>
+    <w:p>
+      <w:pPr>
+        <w:spacing w:after="60"/>
+        <w:ind w:left="490" w:hanging="288"/>
+        <w:rPr>
+          <w:lang w:val="ru-RU"/>
+        </w:rPr>
+      </w:pPr>
+      <w:r>
+        <w:rPr>
+          <w:lang w:val="ru-RU"/>
+        </w:rPr>
+        <w:t>•  модуль приёмки: передача этапа, замечания, закрытие проекта и история подрядчиков.</w:t>
+      </w:r>
+    </w:p>
+    <w:p>
+      <w:pPr>
+        <w:rPr>
+          <w:lang w:val="ru-RU"/>
+        </w:rPr>
+      </w:pPr>
+      <w:r>
+        <w:rPr>
+          <w:b/>
+          <w:lang w:val="ru-RU"/>
+        </w:rPr>
+        <w:t>База данных:</w:t>
+      </w:r>
+      <w:r>
+        <w:rPr>
+          <w:lang w:val="ru-RU"/>
+        </w:rPr>
+        <w:t xml:space="preserve"> </w:t>
+      </w:r>
+      <w:proofErr w:type="spellStart"/>
+      <w:r>
+        <w:rPr>
+          <w:lang w:val="ru-RU"/>
+        </w:rPr>
+        <w:t>PostgreSQL</w:t>
+      </w:r>
+      <w:proofErr w:type="spellEnd"/>
+      <w:r>
+        <w:rPr>
+          <w:lang w:val="ru-RU"/>
+        </w:rPr>
+        <w:t xml:space="preserve"> хранит объекты ремонта, заявки, планы, тендеры, предложения, журналы выполнения, приёмки и показатели подрядчиков. Критически важные запросы реализуются процедурами PL/</w:t>
+      </w:r>
+      <w:proofErr w:type="spellStart"/>
+      <w:r>
+        <w:rPr>
+          <w:lang w:val="ru-RU"/>
+        </w:rPr>
+        <w:t>pgSQL</w:t>
+      </w:r>
+      <w:proofErr w:type="spellEnd"/>
+      <w:r>
+        <w:rPr>
+          <w:lang w:val="ru-RU"/>
+        </w:rPr>
+        <w:t xml:space="preserve"> и вызываются с уровня хранения.</w:t>
+      </w:r>
+    </w:p>
+    <w:p>
+      <w:pPr>
+        <w:rPr>
+          <w:lang w:val="ru-RU"/>
+        </w:rPr>
+      </w:pPr>
+      <w:r>
+        <w:rPr>
+          <w:lang w:val="ru-RU"/>
+        </w:rPr>
+        <w:t>Общая схема архитектуры:</w:t>
+      </w:r>
+    </w:p>
+    <w:p>
+      <w:pPr>
+        <w:pStyle w:val="21"/>
+        <w:rPr>
+          <w:lang w:val="ru-RU"/>
+        </w:rPr>
+      </w:pPr>
+      <w:r>
+        <w:rPr>
+          <w:lang w:val="ru-RU"/>
+        </w:rPr>
+        <w:t>Технологии и фреймворки:</w:t>
+      </w:r>
+    </w:p>
+    <w:tbl>
+      <w:tblPr>
+        <w:tblW w:w="0" w:type="auto"/>
+        <w:jc w:val="center"/>
+        <w:tblLayout w:type="fixed"/>
+        <w:tblLook w:val="04A0" w:firstRow="1" w:lastRow="0" w:firstColumn="1" w:lastColumn="0" w:noHBand="0" w:noVBand="1"/>
+      </w:tblPr>
+      <w:tblGrid>
+        <w:gridCol w:w="4968"/>
+        <w:gridCol w:w="4968"/>
+      </w:tblGrid>
+      <w:tr>
+        <w:trPr>
+          <w:tblHeader/>
+          <w:jc w:val="center"/>
+        </w:trPr>
+        <w:tc>
+          <w:tcPr>
+            <w:tcW w:w="4968" w:type="dxa"/>
+            <w:tcBorders>
+              <w:top w:val="single" w:sz="6" w:space="0" w:color="D9D9D9"/>
+              <w:left w:val="single" w:sz="6" w:space="0" w:color="D9D9D9"/>
+              <w:bottom w:val="single" w:sz="6" w:space="0" w:color="D9D9D9"/>
+              <w:right w:val="single" w:sz="6" w:space="0" w:color="D9D9D9"/>
+            </w:tcBorders>
+            <w:shd w:val="clear" w:color="auto" w:fill="1F4E78"/>
+            <w:tcMar>
+              <w:top w:w="90" w:type="dxa"/>
+              <w:left w:w="80" w:type="dxa"/>
+              <w:bottom w:w="90" w:type="dxa"/>
+              <w:right w:w="80" w:type="dxa"/>
+            </w:tcMar>
+            <w:vAlign w:val="center"/>
+          </w:tcPr>
+          <w:p>
+            <w:pPr>
+              <w:spacing w:after="0"/>
+              <w:jc w:val="center"/>
+            </w:pPr>
+            <w:r>
+              <w:rPr>
+                <w:b/>
+                <w:color w:val="FFFFFF"/>
+                <w:sz w:val="22"/>
+              </w:rPr>
+              <w:t>Backend</w:t>
+            </w:r>
+          </w:p>
+        </w:tc>
+        <w:tc>
+          <w:tcPr>
+            <w:tcW w:w="4968" w:type="dxa"/>
+            <w:tcBorders>
+              <w:top w:val="single" w:sz="6" w:space="0" w:color="D9D9D9"/>
+              <w:left w:val="single" w:sz="6" w:space="0" w:color="D9D9D9"/>
+              <w:bottom w:val="single" w:sz="6" w:space="0" w:color="D9D9D9"/>
+              <w:right w:val="single" w:sz="6" w:space="0" w:color="D9D9D9"/>
+            </w:tcBorders>
+            <w:shd w:val="clear" w:color="auto" w:fill="1F4E78"/>
+            <w:tcMar>
+              <w:top w:w="90" w:type="dxa"/>
+              <w:left w:w="80" w:type="dxa"/>
+              <w:bottom w:w="90" w:type="dxa"/>
+              <w:right w:w="80" w:type="dxa"/>
+            </w:tcMar>
+            <w:vAlign w:val="center"/>
+          </w:tcPr>
+          <w:p>
+            <w:pPr>
+              <w:spacing w:after="0"/>
+              <w:jc w:val="center"/>
+            </w:pPr>
+            <w:r>
+              <w:rPr>
+                <w:b/>
+                <w:color w:val="FFFFFF"/>
+                <w:sz w:val="22"/>
+              </w:rPr>
+              <w:t>Frontend</w:t>
+            </w:r>
+          </w:p>
+        </w:tc>
+      </w:tr>
+      <w:tr>
+        <w:trPr>
+          <w:cantSplit/>
+          <w:jc w:val="center"/>
+        </w:trPr>
+        <w:tc>
+          <w:tcPr>
+            <w:tcW w:w="4968" w:type="dxa"/>
+            <w:tcBorders>
+              <w:top w:val="single" w:sz="6" w:space="0" w:color="D9D9D9"/>
+              <w:left w:val="single" w:sz="6" w:space="0" w:color="D9D9D9"/>
+              <w:bottom w:val="single" w:sz="6" w:space="0" w:color="D9D9D9"/>
+              <w:right w:val="single" w:sz="6" w:space="0" w:color="D9D9D9"/>
+            </w:tcBorders>
+            <w:tcMar>
+              <w:top w:w="80" w:type="dxa"/>
+              <w:left w:w="80" w:type="dxa"/>
+              <w:bottom w:w="80" w:type="dxa"/>
+              <w:right w:w="80" w:type="dxa"/>
+            </w:tcMar>
+          </w:tcPr>
+          <w:p>
+            <w:pPr>
+              <w:spacing w:after="40"/>
+              <w:ind w:left="220" w:hanging="220"/>
+            </w:pPr>
+            <w:r>
+              <w:rPr>
+                <w:sz w:val="21"/>
+              </w:rPr>
+              <w:t>•  Java</w:t>
+            </w:r>
+          </w:p>
+          <w:p>
+            <w:pPr>
+              <w:spacing w:after="40"/>
+              <w:ind w:left="220" w:hanging="220"/>
+            </w:pPr>
+            <w:r>
+              <w:rPr>
+                <w:sz w:val="21"/>
+              </w:rPr>
+              <w:t>•  Jakarta EE (JAX-RS, CDI, Bean Validation, JPA)</w:t>
+            </w:r>
+          </w:p>
+          <w:p>
+            <w:pPr>
+              <w:spacing w:after="40"/>
+              <w:ind w:left="220" w:hanging="220"/>
+              <w:rPr>
+                <w:lang w:val="ru-RU"/>
+              </w:rPr>
+            </w:pPr>
+            <w:r>
+              <w:rPr>
+                <w:sz w:val="21"/>
+                <w:lang w:val="ru-RU"/>
+              </w:rPr>
+              <w:t xml:space="preserve">•  </w:t>
+            </w:r>
+            <w:proofErr w:type="spellStart"/>
+            <w:r>
+              <w:rPr>
+                <w:sz w:val="21"/>
+                <w:lang w:val="ru-RU"/>
+              </w:rPr>
+              <w:t>WildFly</w:t>
+            </w:r>
+            <w:proofErr w:type="spellEnd"/>
+          </w:p>
+          <w:p>
+            <w:pPr>
+              <w:spacing w:after="40"/>
+              <w:ind w:left="220" w:hanging="220"/>
+              <w:rPr>
+                <w:lang w:val="ru-RU"/>
+              </w:rPr>
+            </w:pPr>
+            <w:r>
+              <w:rPr>
+                <w:sz w:val="21"/>
+                <w:lang w:val="ru-RU"/>
+              </w:rPr>
+              <w:t xml:space="preserve">•  </w:t>
+            </w:r>
+            <w:proofErr w:type="spellStart"/>
+            <w:r>
+              <w:rPr>
+                <w:sz w:val="21"/>
+                <w:lang w:val="ru-RU"/>
+              </w:rPr>
+              <w:t>PostgreSQL</w:t>
+            </w:r>
+            <w:proofErr w:type="spellEnd"/>
+          </w:p>
+        </w:tc>
+        <w:tc>
+          <w:tcPr>
+            <w:tcW w:w="4968" w:type="dxa"/>
+            <w:tcBorders>
+              <w:top w:val="single" w:sz="6" w:space="0" w:color="D9D9D9"/>
+              <w:left w:val="single" w:sz="6" w:space="0" w:color="D9D9D9"/>
+              <w:bottom w:val="single" w:sz="6" w:space="0" w:color="D9D9D9"/>
+              <w:right w:val="single" w:sz="6" w:space="0" w:color="D9D9D9"/>
+            </w:tcBorders>
+            <w:tcMar>
+              <w:top w:w="80" w:type="dxa"/>
+              <w:left w:w="80" w:type="dxa"/>
+              <w:bottom w:w="80" w:type="dxa"/>
+              <w:right w:w="80" w:type="dxa"/>
+            </w:tcMar>
+          </w:tcPr>
+          <w:p>
+            <w:pPr>
+              <w:spacing w:after="40"/>
+              <w:ind w:left="220" w:hanging="220"/>
+              <w:rPr>
+                <w:lang w:val="ru-RU"/>
+              </w:rPr>
+            </w:pPr>
+            <w:r>
+              <w:rPr>
+                <w:sz w:val="21"/>
+                <w:lang w:val="ru-RU"/>
+              </w:rPr>
+              <w:t xml:space="preserve">•  </w:t>
+            </w:r>
+            <w:proofErr w:type="spellStart"/>
+            <w:r>
+              <w:rPr>
+                <w:sz w:val="21"/>
+                <w:lang w:val="ru-RU"/>
+              </w:rPr>
+              <w:t>React</w:t>
+            </w:r>
+            <w:proofErr w:type="spellEnd"/>
+          </w:p>
+          <w:p>
+            <w:pPr>
+              <w:spacing w:after="40"/>
+              <w:ind w:left="220" w:hanging="220"/>
+              <w:rPr>
+                <w:lang w:val="ru-RU"/>
+              </w:rPr>
+            </w:pPr>
+            <w:r>
+              <w:rPr>
+                <w:sz w:val="21"/>
+                <w:lang w:val="ru-RU"/>
+              </w:rPr>
+              <w:t>•  Node.js</w:t>
+            </w:r>
+          </w:p>
+        </w:tc>
+      </w:tr>
+    </w:tbl>
+    <w:p>
+      <w:pPr>
+        <w:pStyle w:val="1"/>
+        <w:rPr>
+          <w:lang w:val="ru-RU"/>
+        </w:rPr>
+      </w:pPr>
+      <w:r>
+        <w:rPr>
+          <w:lang w:val="ru-RU"/>
+        </w:rPr>
+        <w:t>7. ВЫВОД</w:t>
+      </w:r>
+    </w:p>
+    <w:p>
+      <w:pPr>
+        <w:rPr>
+          <w:lang w:val="ru-RU"/>
+        </w:rPr>
+      </w:pPr>
+      <w:r>
+        <w:rPr>
+          <w:lang w:val="ru-RU"/>
+        </w:rPr>
+        <w:t>В результате выполнения первого этапа курсовой работы выбрана и подробно описана предметная область комплексного ремонта зданий и автомобильных дорог. Сформулировано назначение информационной системы «РемКомСтрой»: она нужна, чтобы учитывать структуру объекта, зависимые работы, тендеры, выполнение и приёмку в одном контуре, а не разрозненными таблицами и перепиской.</w:t>
+      </w:r>
+    </w:p>
+    <w:p>
+      <w:pPr>
+        <w:rPr>
+          <w:lang w:val="ru-RU"/>
+        </w:rPr>
+      </w:pPr>
+      <w:r>
+        <w:rPr>
+          <w:lang w:val="ru-RU"/>
+        </w:rPr>
+        <w:t>Составлены функциональные и нефункциональные требования, построены модели основных прецедентов и подготовлены их спецификации. Для реализации предложена клиент-серверная многослойная архитектура: frontend на React, backend на Jakarta EE, база данных PostgreSQL. Базовое проектирование системы на этом этапе завершено; следующий шаг — построение ER-модели и реализация базы данных на сервере helios.</w:t>
+      </w:r>
+    </w:p>
+    <w:p/>
     <w:p>
       <w:pPr>
         <w:rPr>

--- a/РемКомСтрой_Этап_1.docx
+++ b/РемКомСтрой_Этап_1.docx
@@ -3778,13 +3778,22 @@
         <w:rPr>
           <w:lang w:val="ru-RU"/>
         </w:rPr>
-        <w:t xml:space="preserve">. Текст модели вариантов использования </w:t>
-      </w:r>
-      <w:proofErr w:type="spellStart"/>
-      <w:r>
-        <w:t>PlantUML</w:t>
-      </w:r>
-      <w:proofErr w:type="spellEnd"/>
+        <w:t xml:space="preserve">. Диаграммы и описания прецедентов</w:t>
+      </w:r>
+    </w:p>
+    <w:p>
+      <w:pPr>
+        <w:rPr>
+          <w:lang w:val="ru-RU"/>
+        </w:rPr>
+        <w:sectPr>
+          <w:footerReference w:type="default" r:id="rId11"/>
+          <w:pgSz w:w="12240" w:h="15840"/>
+          <w:pgMar w:top="1080" w:right="1008" w:bottom="1008" w:left="1296" w:header="720" w:footer="504" w:gutter="0"/>
+          <w:cols w:space="720"/>
+          <w:docGrid w:linePitch="360"/>
+        </w:sectPr>
+      </w:pPr>
     </w:p>
     <w:p>
       <w:pPr>
@@ -3844,6 +3853,592 @@
           </wp:inline>
         </w:drawing>
       </w:r>
+    </w:p>
+    <w:tbl>
+      <w:tblPr>
+        <w:tblW w:w="0" w:type="auto"/>
+        <w:jc w:val="center"/>
+        <w:tblLayout w:type="fixed"/>
+        <w:tblLook w:val="04A0" w:firstRow="1" w:lastRow="0" w:firstColumn="1" w:lastColumn="0" w:noHBand="0" w:noVBand="1"/>
+      </w:tblPr>
+      <w:tblGrid>
+        <w:gridCol w:w="9936"/>
+      </w:tblGrid>
+      <w:tr>
+        <w:trPr>
+          <w:jc w:val="center"/>
+        </w:trPr>
+        <w:tc>
+          <w:tcPr>
+            <w:tcW w:w="9936" w:type="dxa"/>
+            <w:tcBorders>
+              <w:top w:val="single" w:sz="6" w:space="0" w:color="D9D9D9"/>
+              <w:left w:val="single" w:sz="6" w:space="0" w:color="D9D9D9"/>
+              <w:bottom w:val="single" w:sz="6" w:space="0" w:color="D9D9D9"/>
+              <w:right w:val="single" w:sz="6" w:space="0" w:color="D9D9D9"/>
+            </w:tcBorders>
+            <w:tcMar>
+              <w:top w:w="28" w:type="dxa"/>
+              <w:left w:w="65" w:type="dxa"/>
+              <w:bottom w:w="28" w:type="dxa"/>
+              <w:right w:w="65" w:type="dxa"/>
+            </w:tcMar>
+            <w:vAlign w:val="center"/>
+          </w:tcPr>
+          <w:p>
+            <w:pPr>
+              <w:spacing w:after="0" w:line="221" w:lineRule="auto"/>
+              <w:ind w:firstLine="0"/>
+              <w:jc w:val="center"/>
+              <w:rPr>
+                <w:lang w:val="ru-RU"/>
+              </w:rPr>
+            </w:pPr>
+            <w:r>
+              <w:rPr>
+                <w:b/>
+                <w:sz w:val="22"/>
+                <w:lang w:val="ru-RU"/>
+              </w:rPr>
+              <w:lastRenderedPageBreak/>
+              <w:t xml:space="preserve">Прецедент: </w:t>
+            </w:r>
+            <w:r>
+              <w:rPr>
+                <w:sz w:val="22"/>
+                <w:lang w:val="ru-RU"/>
+              </w:rPr>
+              <w:t>Провести ремонт</w:t>
+            </w:r>
+          </w:p>
+        </w:tc>
+      </w:tr>
+      <w:tr>
+        <w:trPr>
+          <w:jc w:val="center"/>
+        </w:trPr>
+        <w:tc>
+          <w:tcPr>
+            <w:tcW w:w="9936" w:type="dxa"/>
+            <w:tcBorders>
+              <w:top w:val="single" w:sz="6" w:space="0" w:color="D9D9D9"/>
+              <w:left w:val="single" w:sz="6" w:space="0" w:color="D9D9D9"/>
+              <w:bottom w:val="single" w:sz="6" w:space="0" w:color="D9D9D9"/>
+              <w:right w:val="single" w:sz="6" w:space="0" w:color="D9D9D9"/>
+            </w:tcBorders>
+            <w:tcMar>
+              <w:top w:w="28" w:type="dxa"/>
+              <w:left w:w="65" w:type="dxa"/>
+              <w:bottom w:w="28" w:type="dxa"/>
+              <w:right w:w="65" w:type="dxa"/>
+            </w:tcMar>
+            <w:vAlign w:val="center"/>
+          </w:tcPr>
+          <w:p>
+            <w:pPr>
+              <w:spacing w:after="0" w:line="221" w:lineRule="auto"/>
+              <w:ind w:firstLine="0"/>
+              <w:jc w:val="left"/>
+            </w:pPr>
+            <w:r>
+              <w:rPr>
+                <w:b/>
+                <w:sz w:val="22"/>
+                <w:lang w:val="ru-RU"/>
+              </w:rPr>
+              <w:t xml:space="preserve">ID: </w:t>
+            </w:r>
+            <w:r>
+              <w:rPr>
+                <w:sz w:val="22"/>
+                <w:lang w:val="ru-RU"/>
+              </w:rPr>
+              <w:t>1</w:t>
+            </w:r>
+          </w:p>
+        </w:tc>
+      </w:tr>
+      <w:tr>
+        <w:trPr>
+          <w:jc w:val="center"/>
+        </w:trPr>
+        <w:tc>
+          <w:tcPr>
+            <w:tcW w:w="9936" w:type="dxa"/>
+            <w:tcBorders>
+              <w:top w:val="single" w:sz="6" w:space="0" w:color="D9D9D9"/>
+              <w:left w:val="single" w:sz="6" w:space="0" w:color="D9D9D9"/>
+              <w:bottom w:val="single" w:sz="6" w:space="0" w:color="D9D9D9"/>
+              <w:right w:val="single" w:sz="6" w:space="0" w:color="D9D9D9"/>
+            </w:tcBorders>
+            <w:tcMar>
+              <w:top w:w="28" w:type="dxa"/>
+              <w:left w:w="65" w:type="dxa"/>
+              <w:bottom w:w="28" w:type="dxa"/>
+              <w:right w:w="65" w:type="dxa"/>
+            </w:tcMar>
+            <w:vAlign w:val="center"/>
+          </w:tcPr>
+          <w:p>
+            <w:pPr>
+              <w:spacing w:after="0" w:line="221" w:lineRule="auto"/>
+              <w:ind w:firstLine="0"/>
+              <w:jc w:val="left"/>
+              <w:rPr>
+                <w:lang w:val="ru-RU"/>
+              </w:rPr>
+            </w:pPr>
+            <w:r>
+              <w:rPr>
+                <w:b/>
+                <w:sz w:val="20"/>
+                <w:lang w:val="ru-RU"/>
+              </w:rPr>
+              <w:t xml:space="preserve">Краткое описание: </w:t>
+            </w:r>
+            <w:r>
+              <w:rPr>
+                <w:sz w:val="20"/>
+                <w:lang w:val="ru-RU"/>
+              </w:rPr>
+              <w:t>Администратор регистрирует ремонт объекта, система определяет состав и план работ, подрядчик выполняет этап. При скрытом дефекте состав ремонта изменяется.</w:t>
+            </w:r>
+          </w:p>
+        </w:tc>
+      </w:tr>
+      <w:tr>
+        <w:trPr>
+          <w:jc w:val="center"/>
+        </w:trPr>
+        <w:tc>
+          <w:tcPr>
+            <w:tcW w:w="9936" w:type="dxa"/>
+            <w:tcBorders>
+              <w:top w:val="single" w:sz="6" w:space="0" w:color="D9D9D9"/>
+              <w:left w:val="single" w:sz="6" w:space="0" w:color="D9D9D9"/>
+              <w:bottom w:val="single" w:sz="6" w:space="0" w:color="D9D9D9"/>
+              <w:right w:val="single" w:sz="6" w:space="0" w:color="D9D9D9"/>
+            </w:tcBorders>
+            <w:tcMar>
+              <w:top w:w="28" w:type="dxa"/>
+              <w:left w:w="65" w:type="dxa"/>
+              <w:bottom w:w="28" w:type="dxa"/>
+              <w:right w:w="65" w:type="dxa"/>
+            </w:tcMar>
+            <w:vAlign w:val="center"/>
+          </w:tcPr>
+          <w:p>
+            <w:pPr>
+              <w:spacing w:after="0" w:line="221" w:lineRule="auto"/>
+              <w:ind w:firstLine="0"/>
+              <w:jc w:val="left"/>
+            </w:pPr>
+            <w:r>
+              <w:rPr>
+                <w:b/>
+                <w:sz w:val="20"/>
+                <w:lang w:val="ru-RU"/>
+              </w:rPr>
+              <w:t xml:space="preserve">Главные актёры: </w:t>
+            </w:r>
+            <w:r>
+              <w:rPr>
+                <w:sz w:val="20"/>
+                <w:lang w:val="ru-RU"/>
+              </w:rPr>
+              <w:t>Администратор, Подрядчик.</w:t>
+            </w:r>
+          </w:p>
+        </w:tc>
+      </w:tr>
+      <w:tr>
+        <w:trPr>
+          <w:jc w:val="center"/>
+        </w:trPr>
+        <w:tc>
+          <w:tcPr>
+            <w:tcW w:w="9936" w:type="dxa"/>
+            <w:tcBorders>
+              <w:top w:val="single" w:sz="6" w:space="0" w:color="D9D9D9"/>
+              <w:left w:val="single" w:sz="6" w:space="0" w:color="D9D9D9"/>
+              <w:bottom w:val="single" w:sz="6" w:space="0" w:color="D9D9D9"/>
+              <w:right w:val="single" w:sz="6" w:space="0" w:color="D9D9D9"/>
+            </w:tcBorders>
+            <w:tcMar>
+              <w:top w:w="28" w:type="dxa"/>
+              <w:left w:w="65" w:type="dxa"/>
+              <w:bottom w:w="28" w:type="dxa"/>
+              <w:right w:w="65" w:type="dxa"/>
+            </w:tcMar>
+            <w:vAlign w:val="center"/>
+          </w:tcPr>
+          <w:p>
+            <w:pPr>
+              <w:spacing w:after="0" w:line="221" w:lineRule="auto"/>
+              <w:ind w:firstLine="0"/>
+              <w:jc w:val="left"/>
+            </w:pPr>
+            <w:r>
+              <w:rPr>
+                <w:b/>
+                <w:sz w:val="20"/>
+                <w:lang w:val="ru-RU"/>
+              </w:rPr>
+              <w:t xml:space="preserve">Второстепенные актёры: </w:t>
+            </w:r>
+            <w:r>
+              <w:rPr>
+                <w:sz w:val="20"/>
+                <w:lang w:val="ru-RU"/>
+              </w:rPr>
+              <w:t>Технический эксперт.</w:t>
+            </w:r>
+          </w:p>
+        </w:tc>
+      </w:tr>
+      <w:tr>
+        <w:trPr>
+          <w:jc w:val="center"/>
+        </w:trPr>
+        <w:tc>
+          <w:tcPr>
+            <w:tcW w:w="9936" w:type="dxa"/>
+            <w:tcBorders>
+              <w:top w:val="single" w:sz="6" w:space="0" w:color="D9D9D9"/>
+              <w:left w:val="single" w:sz="6" w:space="0" w:color="D9D9D9"/>
+              <w:bottom w:val="single" w:sz="6" w:space="0" w:color="D9D9D9"/>
+              <w:right w:val="single" w:sz="6" w:space="0" w:color="D9D9D9"/>
+            </w:tcBorders>
+            <w:tcMar>
+              <w:top w:w="28" w:type="dxa"/>
+              <w:left w:w="65" w:type="dxa"/>
+              <w:bottom w:w="28" w:type="dxa"/>
+              <w:right w:w="65" w:type="dxa"/>
+            </w:tcMar>
+            <w:vAlign w:val="center"/>
+          </w:tcPr>
+          <w:p>
+            <w:pPr>
+              <w:spacing w:after="0" w:line="221" w:lineRule="auto"/>
+              <w:ind w:firstLine="0"/>
+              <w:jc w:val="left"/>
+              <w:rPr>
+                <w:lang w:val="ru-RU"/>
+              </w:rPr>
+            </w:pPr>
+            <w:r>
+              <w:rPr>
+                <w:b/>
+                <w:sz w:val="20"/>
+                <w:lang w:val="ru-RU"/>
+              </w:rPr>
+              <w:t>Предусловия:</w:t>
+            </w:r>
+            <w:r>
+              <w:rPr>
+                <w:sz w:val="20"/>
+                <w:lang w:val="ru-RU"/>
+              </w:rPr>
+              <w:br/>
+              <w:t>1. Участники авторизованы в системе.</w:t>
+            </w:r>
+            <w:r>
+              <w:rPr>
+                <w:sz w:val="20"/>
+                <w:lang w:val="ru-RU"/>
+              </w:rPr>
+              <w:br/>
+              <w:t>2. Объект ремонта зарегистрирован, для него заданы элементы и правила зависимостей работ.</w:t>
+            </w:r>
+          </w:p>
+        </w:tc>
+      </w:tr>
+      <w:tr>
+        <w:trPr>
+          <w:jc w:val="center"/>
+        </w:trPr>
+        <w:tc>
+          <w:tcPr>
+            <w:tcW w:w="9936" w:type="dxa"/>
+            <w:tcBorders>
+              <w:top w:val="single" w:sz="6" w:space="0" w:color="D9D9D9"/>
+              <w:left w:val="single" w:sz="6" w:space="0" w:color="D9D9D9"/>
+              <w:bottom w:val="single" w:sz="6" w:space="0" w:color="D9D9D9"/>
+              <w:right w:val="single" w:sz="6" w:space="0" w:color="D9D9D9"/>
+            </w:tcBorders>
+            <w:tcMar>
+              <w:top w:w="28" w:type="dxa"/>
+              <w:left w:w="65" w:type="dxa"/>
+              <w:bottom w:w="28" w:type="dxa"/>
+              <w:right w:w="65" w:type="dxa"/>
+            </w:tcMar>
+            <w:vAlign w:val="center"/>
+          </w:tcPr>
+          <w:p>
+            <w:pPr>
+              <w:spacing w:after="0" w:line="221" w:lineRule="auto"/>
+              <w:ind w:firstLine="0"/>
+              <w:jc w:val="left"/>
+              <w:rPr>
+                <w:lang w:val="ru-RU"/>
+              </w:rPr>
+            </w:pPr>
+            <w:r>
+              <w:rPr>
+                <w:b/>
+                <w:sz w:val="20"/>
+                <w:lang w:val="ru-RU"/>
+              </w:rPr>
+              <w:t>Основной поток:</w:t>
+            </w:r>
+            <w:r>
+              <w:rPr>
+                <w:sz w:val="20"/>
+                <w:lang w:val="ru-RU"/>
+              </w:rPr>
+              <w:br/>
+              <w:t>1. Администратор создаёт заявку: указывает элемент, дефект, приоритет и желаемый срок.</w:t>
+            </w:r>
+            <w:r>
+              <w:rPr>
+                <w:sz w:val="20"/>
+                <w:lang w:val="ru-RU"/>
+              </w:rPr>
+              <w:br/>
+              <w:t>2. Система определяет обязательные связанные работы и строит граф зависимостей.</w:t>
+            </w:r>
+            <w:r>
+              <w:rPr>
+                <w:sz w:val="20"/>
+                <w:lang w:val="ru-RU"/>
+              </w:rPr>
+              <w:br/>
+              <w:t>3. Технический эксперт подтверждает состав работ.</w:t>
+            </w:r>
+            <w:r>
+              <w:rPr>
+                <w:sz w:val="20"/>
+                <w:lang w:val="ru-RU"/>
+              </w:rPr>
+              <w:br/>
+              <w:t>4. Система строит план: последовательность этапов, параллельные работы и критический путь.</w:t>
+            </w:r>
+            <w:r>
+              <w:rPr>
+                <w:sz w:val="20"/>
+                <w:lang w:val="ru-RU"/>
+              </w:rPr>
+              <w:br/>
+              <w:t>5. Администратор подтверждает план. Выбор подрядчиков выполняется прецедентом «Провести тендер».</w:t>
+            </w:r>
+            <w:r>
+              <w:rPr>
+                <w:sz w:val="20"/>
+                <w:lang w:val="ru-RU"/>
+              </w:rPr>
+              <w:br/>
+              <w:t>6. Подрядчик начинает разблокированный этап и ведёт журнал объёмов, материалов и фотографий.</w:t>
+            </w:r>
+            <w:r>
+              <w:rPr>
+                <w:sz w:val="20"/>
+                <w:lang w:val="ru-RU"/>
+              </w:rPr>
+              <w:br/>
+              <w:t>7. Система пересчитывает готовность этапа и сообщает администратору об отклонении от срока.</w:t>
+            </w:r>
+          </w:p>
+        </w:tc>
+      </w:tr>
+      <w:tr>
+        <w:trPr>
+          <w:jc w:val="center"/>
+        </w:trPr>
+        <w:tc>
+          <w:tcPr>
+            <w:tcW w:w="9936" w:type="dxa"/>
+            <w:tcBorders>
+              <w:top w:val="single" w:sz="6" w:space="0" w:color="D9D9D9"/>
+              <w:left w:val="single" w:sz="6" w:space="0" w:color="D9D9D9"/>
+              <w:bottom w:val="single" w:sz="6" w:space="0" w:color="D9D9D9"/>
+              <w:right w:val="single" w:sz="6" w:space="0" w:color="D9D9D9"/>
+            </w:tcBorders>
+            <w:tcMar>
+              <w:top w:w="28" w:type="dxa"/>
+              <w:left w:w="65" w:type="dxa"/>
+              <w:bottom w:w="28" w:type="dxa"/>
+              <w:right w:w="65" w:type="dxa"/>
+            </w:tcMar>
+            <w:vAlign w:val="center"/>
+          </w:tcPr>
+          <w:p>
+            <w:pPr>
+              <w:spacing w:after="0" w:line="221" w:lineRule="auto"/>
+              <w:ind w:firstLine="0"/>
+              <w:jc w:val="left"/>
+            </w:pPr>
+            <w:r>
+              <w:rPr>
+                <w:b/>
+                <w:sz w:val="20"/>
+                <w:lang w:val="ru-RU"/>
+              </w:rPr>
+              <w:t>Альтернативные потоки:</w:t>
+            </w:r>
+            <w:r>
+              <w:rPr>
+                <w:sz w:val="20"/>
+                <w:lang w:val="ru-RU"/>
+              </w:rPr>
+              <w:br/>
+              <w:t>1. Если в зависимостях есть цикл или нарушена ссылочная целостность, план не сохраняется.</w:t>
+            </w:r>
+            <w:r>
+              <w:rPr>
+                <w:sz w:val="20"/>
+                <w:lang w:val="ru-RU"/>
+              </w:rPr>
+              <w:br/>
+              <w:t>2. Если объект или элемент не найден, администратор сначала регистрирует его.</w:t>
+            </w:r>
+            <w:r>
+              <w:rPr>
+                <w:sz w:val="20"/>
+                <w:lang w:val="ru-RU"/>
+              </w:rPr>
+              <w:br/>
+              <w:t>3. Если обнаружен скрытый дефект, выполняется расширение «Сообщить о скрытом дефекте»: эксперт одобряет или отклоняет работу, система сохраняет прежнюю версию плана и публикует новую.</w:t>
+            </w:r>
+          </w:p>
+        </w:tc>
+      </w:tr>
+      <w:tr>
+        <w:trPr>
+          <w:jc w:val="center"/>
+        </w:trPr>
+        <w:tc>
+          <w:tcPr>
+            <w:tcW w:w="9936" w:type="dxa"/>
+            <w:tcBorders>
+              <w:top w:val="single" w:sz="6" w:space="0" w:color="D9D9D9"/>
+              <w:left w:val="single" w:sz="6" w:space="0" w:color="D9D9D9"/>
+              <w:bottom w:val="single" w:sz="6" w:space="0" w:color="D9D9D9"/>
+              <w:right w:val="single" w:sz="6" w:space="0" w:color="D9D9D9"/>
+            </w:tcBorders>
+            <w:tcMar>
+              <w:top w:w="28" w:type="dxa"/>
+              <w:left w:w="65" w:type="dxa"/>
+              <w:bottom w:w="28" w:type="dxa"/>
+              <w:right w:w="65" w:type="dxa"/>
+            </w:tcMar>
+            <w:vAlign w:val="center"/>
+          </w:tcPr>
+          <w:p>
+            <w:pPr>
+              <w:spacing w:after="0" w:line="221" w:lineRule="auto"/>
+              <w:ind w:firstLine="0"/>
+              <w:jc w:val="left"/>
+              <w:rPr>
+                <w:lang w:val="ru-RU"/>
+              </w:rPr>
+            </w:pPr>
+            <w:r>
+              <w:rPr>
+                <w:b/>
+                <w:sz w:val="20"/>
+                <w:lang w:val="ru-RU"/>
+              </w:rPr>
+              <w:t>Постусловия:</w:t>
+            </w:r>
+            <w:r>
+              <w:rPr>
+                <w:sz w:val="20"/>
+                <w:lang w:val="ru-RU"/>
+              </w:rPr>
+              <w:br/>
+              <w:t>1. Сохранены заявка и актуальная версия плана.</w:t>
+            </w:r>
+            <w:r>
+              <w:rPr>
+                <w:sz w:val="20"/>
+                <w:lang w:val="ru-RU"/>
+              </w:rPr>
+              <w:br/>
+              <w:t>2. Этап находится в выполнении либо состав ремонта изменён с сохранением предыдущей версии.</w:t>
+            </w:r>
+          </w:p>
+        </w:tc>
+      </w:tr>
+      <w:tr>
+        <w:trPr>
+          <w:jc w:val="center"/>
+        </w:trPr>
+        <w:tc>
+          <w:tcPr>
+            <w:tcW w:w="9936" w:type="dxa"/>
+            <w:tcBorders>
+              <w:top w:val="single" w:sz="6" w:space="0" w:color="D9D9D9"/>
+              <w:left w:val="single" w:sz="6" w:space="0" w:color="D9D9D9"/>
+              <w:bottom w:val="single" w:sz="6" w:space="0" w:color="D9D9D9"/>
+              <w:right w:val="single" w:sz="6" w:space="0" w:color="D9D9D9"/>
+            </w:tcBorders>
+            <w:tcMar>
+              <w:top w:w="28" w:type="dxa"/>
+              <w:left w:w="65" w:type="dxa"/>
+              <w:bottom w:w="28" w:type="dxa"/>
+              <w:right w:w="65" w:type="dxa"/>
+            </w:tcMar>
+            <w:vAlign w:val="center"/>
+          </w:tcPr>
+          <w:p>
+            <w:pPr>
+              <w:spacing w:after="0" w:line="221" w:lineRule="auto"/>
+              <w:ind w:firstLine="0"/>
+              <w:jc w:val="left"/>
+              <w:rPr>
+                <w:lang w:val="ru-RU"/>
+              </w:rPr>
+            </w:pPr>
+            <w:r>
+              <w:rPr>
+                <w:b/>
+                <w:sz w:val="20"/>
+                <w:lang w:val="ru-RU"/>
+              </w:rPr>
+              <w:t>Связи с другими прецедентами</w:t>
+            </w:r>
+            <w:proofErr w:type="gramStart"/>
+            <w:r>
+              <w:rPr>
+                <w:b/>
+                <w:sz w:val="20"/>
+                <w:lang w:val="ru-RU"/>
+              </w:rPr>
+              <w:t xml:space="preserve">: </w:t>
+            </w:r>
+            <w:r>
+              <w:rPr>
+                <w:sz w:val="20"/>
+                <w:lang w:val="ru-RU"/>
+              </w:rPr>
+              <w:t>Включает</w:t>
+            </w:r>
+            <w:proofErr w:type="gramEnd"/>
+            <w:r>
+              <w:rPr>
+                <w:sz w:val="20"/>
+                <w:lang w:val="ru-RU"/>
+              </w:rPr>
+              <w:t xml:space="preserve"> «Определить состав работ» и «Сформировать план ремонта» (include). Расширяется прецедентом «Сообщить о скрытом дефекте» (extend). После утверждения плана выполняется «Провести тендер».</w:t>
+            </w:r>
+          </w:p>
+        </w:tc>
+      </w:tr>
+    </w:tbl>
+    <w:p>
+      <w:pPr>
+        <w:spacing w:after="200"/>
+      </w:pPr>
     </w:p>
     <w:p>
       <w:pPr>
@@ -3905,169 +4500,6 @@
         </w:drawing>
       </w:r>
     </w:p>
-    <w:p>
-      <w:pPr>
-        <w:spacing w:before="200" w:after="60"/>
-        <w:jc w:val="center"/>
-        <w:rPr>
-          <w:lang w:val="ru-RU"/>
-        </w:rPr>
-      </w:pPr>
-      <w:r>
-        <w:rPr>
-          <w:sz w:val="20"/>
-          <w:lang w:val="ru-RU"/>
-        </w:rPr>
-        <w:t>Диаграмма прецедента «Принять этап ремонта»</w:t>
-      </w:r>
-    </w:p>
-    <w:p>
-      <w:pPr>
-        <w:jc w:val="center"/>
-      </w:pPr>
-      <w:r>
-        <w:rPr>
-          <w:noProof/>
-          <w:lang w:val="ru-RU"/>
-        </w:rPr>
-        <w:drawing>
-          <wp:inline distT="0" distB="0" distL="0" distR="0" wp14:anchorId="006EEC63" wp14:editId="3A6F53E7">
-            <wp:extent cx="6309360" cy="1378609"/>
-            <wp:effectExtent l="0" t="0" r="2540" b="0"/>
-            <wp:docPr id="4636149" name="Рисунок 1"/>
-            <wp:cNvGraphicFramePr>
-              <a:graphicFrameLocks noChangeAspect="1"/>
-            </wp:cNvGraphicFramePr>
-            <a:graphic>
-              <a:graphicData uri="http://schemas.openxmlformats.org/drawingml/2006/picture">
-                <pic:pic>
-                  <pic:nvPicPr>
-                    <pic:cNvPr id="4636149" name=""/>
-                    <pic:cNvPicPr/>
-                  </pic:nvPicPr>
-                  <pic:blipFill>
-                    <a:blip r:embed="rId10"/>
-                    <a:stretch>
-                      <a:fillRect/>
-                    </a:stretch>
-                  </pic:blipFill>
-                  <pic:spPr>
-                    <a:xfrm>
-                      <a:off x="0" y="0"/>
-                      <a:ext cx="6309360" cy="1378609"/>
-                    </a:xfrm>
-                    <a:prstGeom prst="rect">
-                      <a:avLst/>
-                    </a:prstGeom>
-                  </pic:spPr>
-                </pic:pic>
-              </a:graphicData>
-            </a:graphic>
-          </wp:inline>
-        </w:drawing>
-      </w:r>
-    </w:p>
-    <w:p>
-      <w:pPr>
-        <w:jc w:val="center"/>
-        <w:spacing w:before="200" w:after="60"/>
-      </w:pPr>
-      <w:r>
-        <w:rPr>
-          <w:sz w:val="20"/>
-          <w:lang w:val="ru-RU"/>
-        </w:rPr>
-        <w:t>Диаграмма прецедента «Сообщить о скрытом дефекте»</w:t>
-      </w:r>
-    </w:p>
-    <w:p>
-      <w:pPr>
-        <w:jc w:val="center"/>
-      </w:pPr>
-      <w:r>
-        <w:rPr>
-          <w:noProof/>
-          <w:lang w:val="ru-RU"/>
-        </w:rPr>
-        <w:drawing>
-          <wp:inline distT="0" distB="0" distL="0" distR="0" wp14:anchorId="006EEC63" wp14:editId="3A6F53E7">
-            <wp:extent cx="6309360" cy="1381760"/>
-            <wp:effectExtent l="0" t="0" r="2540" b="0"/>
-            <wp:docPr id="17" name="Рисунок 1"/>
-            <wp:cNvGraphicFramePr>
-              <a:graphicFrameLocks noChangeAspect="1"/>
-            </wp:cNvGraphicFramePr>
-            <a:graphic>
-              <a:graphicData uri="http://schemas.openxmlformats.org/drawingml/2006/picture">
-                <pic:pic>
-                  <pic:nvPicPr>
-                    <pic:cNvPr id="17" name=""/>
-                    <pic:cNvPicPr/>
-                  </pic:nvPicPr>
-                  <pic:blipFill>
-                    <a:blip r:embed="rId17"/>
-                    <a:stretch>
-                      <a:fillRect/>
-                    </a:stretch>
-                  </pic:blipFill>
-                  <pic:spPr>
-                    <a:xfrm>
-                      <a:off x="0" y="0"/>
-                      <a:ext cx="6309360" cy="1381760"/>
-                    </a:xfrm>
-                    <a:prstGeom prst="rect">
-                      <a:avLst/>
-                    </a:prstGeom>
-                  </pic:spPr>
-                </pic:pic>
-              </a:graphicData>
-            </a:graphic>
-          </wp:inline>
-        </w:drawing>
-      </w:r>
-    </w:p>
-    <w:p>
-      <w:pPr>
-        <w:pStyle w:val="1"/>
-        <w:rPr>
-          <w:lang w:val="ru-RU"/>
-        </w:rPr>
-      </w:pPr>
-      <w:r>
-        <w:rPr>
-          <w:lang w:val="ru-RU"/>
-        </w:rPr>
-        <w:t>5. ОПИСАНИЯ ОСНОВНЫХ ПРЕЦЕДЕНТОВ</w:t>
-      </w:r>
-    </w:p>
-    <w:p>
-      <w:pPr>
-        <w:spacing w:after="160"/>
-        <w:rPr>
-          <w:lang w:val="ru-RU"/>
-        </w:rPr>
-      </w:pPr>
-      <w:r>
-        <w:rPr>
-          <w:lang w:val="ru-RU"/>
-        </w:rPr>
-        <w:t>Ниже приведена одна спецификация на каждый из четырёх основных прецедентов: «Провести ремонт», «Провести тендер», «Принять этап ремонта» и «Сообщить о скрытом дефекте».</w:t>
-      </w:r>
-    </w:p>
-    <w:p>
-      <w:pPr>
-        <w:rPr>
-          <w:lang w:val="ru-RU"/>
-        </w:rPr>
-        <w:sectPr>
-          <w:footerReference w:type="default" r:id="rId11"/>
-          <w:pgSz w:w="12240" w:h="15840"/>
-          <w:pgMar w:top="1080" w:right="1008" w:bottom="1008" w:left="1296" w:header="720" w:footer="504" w:gutter="0"/>
-          <w:cols w:space="720"/>
-          <w:docGrid w:linePitch="360"/>
-        </w:sectPr>
-      </w:pPr>
-    </w:p>
     <w:tbl>
       <w:tblPr>
         <w:tblW w:w="0" w:type="auto"/>
@@ -4122,7 +4554,7 @@
                 <w:sz w:val="22"/>
                 <w:lang w:val="ru-RU"/>
               </w:rPr>
-              <w:t>Провести ремонт</w:t>
+              <w:t>Провести тендер</w:t>
             </w:r>
           </w:p>
         </w:tc>
@@ -4167,7 +4599,7 @@
                 <w:sz w:val="22"/>
                 <w:lang w:val="ru-RU"/>
               </w:rPr>
-              <w:t>1</w:t>
+              <w:t>2</w:t>
             </w:r>
           </w:p>
         </w:tc>
@@ -4215,7 +4647,7 @@
                 <w:sz w:val="20"/>
                 <w:lang w:val="ru-RU"/>
               </w:rPr>
-              <w:t>Администратор регистрирует ремонт объекта, система определяет состав и план работ, подрядчик выполняет этап. При скрытом дефекте состав ремонта изменяется.</w:t>
+              <w:t>Администратор объявляет тендер по лотам плана ремонта, подрядчики подают предложения, система ранжирует их, администратор назначает победителей.</w:t>
             </w:r>
           </w:p>
         </w:tc>
@@ -4305,7 +4737,7 @@
                 <w:sz w:val="20"/>
                 <w:lang w:val="ru-RU"/>
               </w:rPr>
-              <w:t>Технический эксперт.</w:t>
+              <w:t>нет.</w:t>
             </w:r>
           </w:p>
         </w:tc>
@@ -4354,7 +4786,7 @@
                 <w:lang w:val="ru-RU"/>
               </w:rPr>
               <w:br/>
-              <w:t>1. Участники авторизованы в системе.</w:t>
+              <w:t>1. План ремонта подтверждён.</w:t>
             </w:r>
             <w:r>
               <w:rPr>
@@ -4362,7 +4794,7 @@
                 <w:lang w:val="ru-RU"/>
               </w:rPr>
               <w:br/>
-              <w:t>2. Объект ремонта зарегистрирован, для него заданы элементы и правила зависимостей работ.</w:t>
+              <w:t>2. Для работ заданы требуемые специализации подрядчиков.</w:t>
             </w:r>
           </w:p>
         </w:tc>
@@ -4411,7 +4843,7 @@
                 <w:lang w:val="ru-RU"/>
               </w:rPr>
               <w:br/>
-              <w:t>1. Администратор создаёт заявку: указывает элемент, дефект, приоритет и желаемый срок.</w:t>
+              <w:t>1. Система группирует работы в лоты и отбирает подрядчиков подходящей специализации.</w:t>
             </w:r>
             <w:r>
               <w:rPr>
@@ -4419,7 +4851,7 @@
                 <w:lang w:val="ru-RU"/>
               </w:rPr>
               <w:br/>
-              <w:t>2. Система определяет обязательные связанные работы и строит граф зависимостей.</w:t>
+              <w:t>2. Администратор задаёт срок приёма ответов и веса критериев оценки.</w:t>
             </w:r>
             <w:r>
               <w:rPr>
@@ -4427,7 +4859,7 @@
                 <w:lang w:val="ru-RU"/>
               </w:rPr>
               <w:br/>
-              <w:t>3. Технический эксперт подтверждает состав работ.</w:t>
+              <w:t>3. Система рассылает приглашения. Подрядчик указывает стоимость, срок, дату начала и гарантийный период.</w:t>
             </w:r>
             <w:r>
               <w:rPr>
@@ -4435,7 +4867,7 @@
                 <w:lang w:val="ru-RU"/>
               </w:rPr>
               <w:br/>
-              <w:t>4. Система строит план: последовательность этапов, параллельные работы и критический путь.</w:t>
+              <w:t>4. До окончания срока подрядчик может заменить предложение новой версией.</w:t>
             </w:r>
             <w:r>
               <w:rPr>
@@ -4443,7 +4875,7 @@
                 <w:lang w:val="ru-RU"/>
               </w:rPr>
               <w:br/>
-              <w:t>5. Администратор подтверждает план. Выбор подрядчиков выполняется прецедентом «Провести тендер».</w:t>
+              <w:t>5. Система ранжирует допустимые предложения по цене, сроку и истории подрядчика.</w:t>
             </w:r>
             <w:r>
               <w:rPr>
@@ -4451,7 +4883,7 @@
                 <w:lang w:val="ru-RU"/>
               </w:rPr>
               <w:br/>
-              <w:t>6. Подрядчик начинает разблокированный этап и ведёт журнал объёмов, материалов и фотографий.</w:t>
+              <w:t>6. Администратор выбирает победителя и видит влияние выбора на срок и бюджет плана. Если выбрано не первое место рейтинга, сохраняется обоснование.</w:t>
             </w:r>
             <w:r>
               <w:rPr>
@@ -4459,7 +4891,7 @@
                 <w:lang w:val="ru-RU"/>
               </w:rPr>
               <w:br/>
-              <w:t>7. Система пересчитывает готовность этапа и сообщает администратору об отклонении от срока.</w:t>
+              <w:t>7. Система назначает подрядчиков и формирует календарный график этапов.</w:t>
             </w:r>
           </w:p>
         </w:tc>
@@ -4490,6 +4922,9 @@
               <w:spacing w:after="0" w:line="221" w:lineRule="auto"/>
               <w:ind w:firstLine="0"/>
               <w:jc w:val="left"/>
+              <w:rPr>
+                <w:lang w:val="ru-RU"/>
+              </w:rPr>
             </w:pPr>
             <w:r>
               <w:rPr>
@@ -4505,7 +4940,7 @@
                 <w:lang w:val="ru-RU"/>
               </w:rPr>
               <w:br/>
-              <w:t>1. Если в зависимостях есть цикл или нарушена ссылочная целостность, план не сохраняется.</w:t>
+              <w:t>1. Подрядчик отклоняет приглашение и указывает причину.</w:t>
             </w:r>
             <w:r>
               <w:rPr>
@@ -4513,7 +4948,7 @@
                 <w:lang w:val="ru-RU"/>
               </w:rPr>
               <w:br/>
-              <w:t>2. Если объект или элемент не найден, администратор сначала регистрирует его.</w:t>
+              <w:t>2. Если подходящих подрядчиков нет, администратор меняет условия лота или регистрирует новую компанию.</w:t>
             </w:r>
             <w:r>
               <w:rPr>
@@ -4521,7 +4956,7 @@
                 <w:lang w:val="ru-RU"/>
               </w:rPr>
               <w:br/>
-              <w:t>3. Если обнаружен скрытый дефект, выполняется расширение «Сообщить о скрытом дефекте»: эксперт одобряет или отклоняет работу, система сохраняет прежнюю версию плана и публикует новую.</w:t>
+              <w:t>3. Если победитель отказался от назначения, администратор выбирает следующее предложение или повторяет тендер.</w:t>
             </w:r>
           </w:p>
         </w:tc>
@@ -4570,7 +5005,7 @@
                 <w:lang w:val="ru-RU"/>
               </w:rPr>
               <w:br/>
-              <w:t>1. Сохранены заявка и актуальная версия плана.</w:t>
+              <w:t>1. На лоты назначены подрядчики.</w:t>
             </w:r>
             <w:r>
               <w:rPr>
@@ -4578,7 +5013,7 @@
                 <w:lang w:val="ru-RU"/>
               </w:rPr>
               <w:br/>
-              <w:t>2. Этап находится в выполнении либо состав ремонта изменён с сохранением предыдущей версии.</w:t>
+              <w:t>2. Сохранены рейтинг предложений, выбранные условия и обоснования.</w:t>
             </w:r>
           </w:p>
         </w:tc>
@@ -4643,7 +5078,7 @@
                 <w:sz w:val="20"/>
                 <w:lang w:val="ru-RU"/>
               </w:rPr>
-              <w:t xml:space="preserve"> «Определить состав работ» и «Сформировать план ремонта» (include). Расширяется прецедентом «Сообщить о скрытом дефекте» (extend). После утверждения плана выполняется «Провести тендер».</w:t>
+              <w:t xml:space="preserve"> «Ранжировать предложения» (include). Расширяется прецедентом «Отклонить приглашение» (extend). Выполняется после формирования плана в прецеденте «Провести ремонт» и до начала работ.</w:t>
             </w:r>
           </w:p>
         </w:tc>
@@ -4651,17 +5086,70 @@
     </w:tbl>
     <w:p>
       <w:pPr>
-        <w:rPr>
-          <w:lang w:val="ru-RU"/>
-        </w:rPr>
-        <w:sectPr>
-          <w:footerReference w:type="default" r:id="rId12"/>
-          <w:pgSz w:w="12240" w:h="15840"/>
-          <w:pgMar w:top="1080" w:right="1008" w:bottom="1008" w:left="1296" w:header="720" w:footer="504" w:gutter="0"/>
-          <w:cols w:space="720"/>
-          <w:docGrid w:linePitch="360"/>
-        </w:sectPr>
-      </w:pPr>
+        <w:spacing w:after="200"/>
+      </w:pPr>
+    </w:p>
+    <w:p>
+      <w:pPr>
+        <w:spacing w:before="200" w:after="60"/>
+        <w:jc w:val="center"/>
+        <w:rPr>
+          <w:lang w:val="ru-RU"/>
+        </w:rPr>
+      </w:pPr>
+      <w:r>
+        <w:rPr>
+          <w:sz w:val="20"/>
+          <w:lang w:val="ru-RU"/>
+        </w:rPr>
+        <w:t>Диаграмма прецедента «Принять этап ремонта»</w:t>
+      </w:r>
+    </w:p>
+    <w:p>
+      <w:pPr>
+        <w:jc w:val="center"/>
+      </w:pPr>
+      <w:r>
+        <w:rPr>
+          <w:noProof/>
+          <w:lang w:val="ru-RU"/>
+        </w:rPr>
+        <w:drawing>
+          <wp:inline distT="0" distB="0" distL="0" distR="0" wp14:anchorId="006EEC63" wp14:editId="3A6F53E7">
+            <wp:extent cx="6309360" cy="1378609"/>
+            <wp:effectExtent l="0" t="0" r="2540" b="0"/>
+            <wp:docPr id="4636149" name="Рисунок 1"/>
+            <wp:cNvGraphicFramePr>
+              <a:graphicFrameLocks noChangeAspect="1"/>
+            </wp:cNvGraphicFramePr>
+            <a:graphic>
+              <a:graphicData uri="http://schemas.openxmlformats.org/drawingml/2006/picture">
+                <pic:pic>
+                  <pic:nvPicPr>
+                    <pic:cNvPr id="4636149" name=""/>
+                    <pic:cNvPicPr/>
+                  </pic:nvPicPr>
+                  <pic:blipFill>
+                    <a:blip r:embed="rId10"/>
+                    <a:stretch>
+                      <a:fillRect/>
+                    </a:stretch>
+                  </pic:blipFill>
+                  <pic:spPr>
+                    <a:xfrm>
+                      <a:off x="0" y="0"/>
+                      <a:ext cx="6309360" cy="1378609"/>
+                    </a:xfrm>
+                    <a:prstGeom prst="rect">
+                      <a:avLst/>
+                    </a:prstGeom>
+                  </pic:spPr>
+                </pic:pic>
+              </a:graphicData>
+            </a:graphic>
+          </wp:inline>
+        </w:drawing>
+      </w:r>
     </w:p>
     <w:tbl>
       <w:tblPr>
@@ -4717,7 +5205,7 @@
                 <w:sz w:val="22"/>
                 <w:lang w:val="ru-RU"/>
               </w:rPr>
-              <w:t>Провести тендер</w:t>
+              <w:t>Принять этап ремонта</w:t>
             </w:r>
           </w:p>
         </w:tc>
@@ -4762,7 +5250,7 @@
                 <w:sz w:val="22"/>
                 <w:lang w:val="ru-RU"/>
               </w:rPr>
-              <w:t>2</w:t>
+              <w:t>3</w:t>
             </w:r>
           </w:p>
         </w:tc>
@@ -4810,7 +5298,55 @@
                 <w:sz w:val="20"/>
                 <w:lang w:val="ru-RU"/>
               </w:rPr>
-              <w:t>Администратор объявляет тендер по лотам плана ремонта, подрядчики подают предложения, система ранжирует их, администратор назначает победителей.</w:t>
+              <w:t>Подрядчик передаёт завершённый этап, технический эксперт принимает его или возвращает на доработку. После приёмки всех обязательных этапов администратор закрывает проект.</w:t>
+            </w:r>
+          </w:p>
+        </w:tc>
+      </w:tr>
+      <w:tr>
+        <w:trPr>
+          <w:jc w:val="center"/>
+        </w:trPr>
+        <w:tc>
+          <w:tcPr>
+            <w:tcW w:w="9936" w:type="dxa"/>
+            <w:tcBorders>
+              <w:top w:val="single" w:sz="6" w:space="0" w:color="D9D9D9"/>
+              <w:left w:val="single" w:sz="6" w:space="0" w:color="D9D9D9"/>
+              <w:bottom w:val="single" w:sz="6" w:space="0" w:color="D9D9D9"/>
+              <w:right w:val="single" w:sz="6" w:space="0" w:color="D9D9D9"/>
+            </w:tcBorders>
+            <w:tcMar>
+              <w:top w:w="28" w:type="dxa"/>
+              <w:left w:w="65" w:type="dxa"/>
+              <w:bottom w:w="28" w:type="dxa"/>
+              <w:right w:w="65" w:type="dxa"/>
+            </w:tcMar>
+            <w:vAlign w:val="center"/>
+          </w:tcPr>
+          <w:p>
+            <w:pPr>
+              <w:spacing w:after="0" w:line="221" w:lineRule="auto"/>
+              <w:ind w:firstLine="0"/>
+              <w:jc w:val="left"/>
+              <w:rPr>
+                <w:lang w:val="ru-RU"/>
+              </w:rPr>
+            </w:pPr>
+            <w:r>
+              <w:rPr>
+                <w:b/>
+                <w:sz w:val="20"/>
+                <w:lang w:val="ru-RU"/>
+              </w:rPr>
+              <w:t xml:space="preserve">Главные актёры: </w:t>
+            </w:r>
+            <w:r>
+              <w:rPr>
+                <w:sz w:val="20"/>
+                <w:lang w:val="ru-RU"/>
+              </w:rPr>
+              <w:t>Технический эксперт, Подрядчик.</w:t>
             </w:r>
           </w:p>
         </w:tc>
@@ -4848,14 +5384,14 @@
                 <w:sz w:val="20"/>
                 <w:lang w:val="ru-RU"/>
               </w:rPr>
-              <w:t xml:space="preserve">Главные актёры: </w:t>
+              <w:t xml:space="preserve">Второстепенные актёры: </w:t>
             </w:r>
             <w:r>
               <w:rPr>
                 <w:sz w:val="20"/>
                 <w:lang w:val="ru-RU"/>
               </w:rPr>
-              <w:t>Администратор, Подрядчик.</w:t>
+              <w:t>Администратор.</w:t>
             </w:r>
           </w:p>
         </w:tc>
@@ -4886,6 +5422,9 @@
               <w:spacing w:after="0" w:line="221" w:lineRule="auto"/>
               <w:ind w:firstLine="0"/>
               <w:jc w:val="left"/>
+              <w:rPr>
+                <w:lang w:val="ru-RU"/>
+              </w:rPr>
             </w:pPr>
             <w:r>
               <w:rPr>
@@ -4893,14 +5432,23 @@
                 <w:sz w:val="20"/>
                 <w:lang w:val="ru-RU"/>
               </w:rPr>
-              <w:t xml:space="preserve">Второстепенные актёры: </w:t>
+              <w:t>Предусловия:</w:t>
             </w:r>
             <w:r>
               <w:rPr>
                 <w:sz w:val="20"/>
                 <w:lang w:val="ru-RU"/>
               </w:rPr>
-              <w:t>нет.</w:t>
+              <w:br/>
+              <w:t>1. Запланированный объём этапа выполнен, обязательные записи журнала заполнены.</w:t>
+            </w:r>
+            <w:r>
+              <w:rPr>
+                <w:sz w:val="20"/>
+                <w:lang w:val="ru-RU"/>
+              </w:rPr>
+              <w:br/>
+              <w:t>2. Эксперту доступны критерии приёмки и материалы этапа.</w:t>
             </w:r>
           </w:p>
         </w:tc>
@@ -4941,7 +5489,7 @@
                 <w:sz w:val="20"/>
                 <w:lang w:val="ru-RU"/>
               </w:rPr>
-              <w:t>Предусловия:</w:t>
+              <w:t>Основной поток:</w:t>
             </w:r>
             <w:r>
               <w:rPr>
@@ -4949,7 +5497,7 @@
                 <w:lang w:val="ru-RU"/>
               </w:rPr>
               <w:br/>
-              <w:t>1. План ремонта подтверждён.</w:t>
+              <w:t>1. Подрядчик передаёт этап на приёмку.</w:t>
             </w:r>
             <w:r>
               <w:rPr>
@@ -4957,7 +5505,39 @@
                 <w:lang w:val="ru-RU"/>
               </w:rPr>
               <w:br/>
-              <w:t>2. Для работ заданы требуемые специализации подрядчиков.</w:t>
+              <w:t>2. Система проверяет наличие актов, фотографий и результатов испытаний.</w:t>
+            </w:r>
+            <w:r>
+              <w:rPr>
+                <w:sz w:val="20"/>
+                <w:lang w:val="ru-RU"/>
+              </w:rPr>
+              <w:br/>
+              <w:t>3. Эксперт сверяет объём и качество результата.</w:t>
+            </w:r>
+            <w:r>
+              <w:rPr>
+                <w:sz w:val="20"/>
+                <w:lang w:val="ru-RU"/>
+              </w:rPr>
+              <w:br/>
+              <w:t>4. При отсутствии замечаний эксперт фиксирует приёмку.</w:t>
+            </w:r>
+            <w:r>
+              <w:rPr>
+                <w:sz w:val="20"/>
+                <w:lang w:val="ru-RU"/>
+              </w:rPr>
+              <w:br/>
+              <w:t>5. Система разблокирует зависимые этапы.</w:t>
+            </w:r>
+            <w:r>
+              <w:rPr>
+                <w:sz w:val="20"/>
+                <w:lang w:val="ru-RU"/>
+              </w:rPr>
+              <w:br/>
+              <w:t>6. Когда приняты все обязательные этапы, администратор закрывает проект: система рассчитывает отклонения, сохраняет показатели подрядчиков и гарантийные сроки.</w:t>
             </w:r>
           </w:p>
         </w:tc>
@@ -4998,7 +5578,7 @@
                 <w:sz w:val="20"/>
                 <w:lang w:val="ru-RU"/>
               </w:rPr>
-              <w:t>Основной поток:</w:t>
+              <w:t>Альтернативные потоки:</w:t>
             </w:r>
             <w:r>
               <w:rPr>
@@ -5006,7 +5586,7 @@
                 <w:lang w:val="ru-RU"/>
               </w:rPr>
               <w:br/>
-              <w:t>1. Система группирует работы в лоты и отбирает подрядчиков подходящей специализации.</w:t>
+              <w:t>1. Если обязательных материалов нет, система не переводит этап в статус «На приёмке».</w:t>
             </w:r>
             <w:r>
               <w:rPr>
@@ -5014,47 +5594,7 @@
                 <w:lang w:val="ru-RU"/>
               </w:rPr>
               <w:br/>
-              <w:t>2. Администратор задаёт срок приёма ответов и веса критериев оценки.</w:t>
-            </w:r>
-            <w:r>
-              <w:rPr>
-                <w:sz w:val="20"/>
-                <w:lang w:val="ru-RU"/>
-              </w:rPr>
-              <w:br/>
-              <w:t>3. Система рассылает приглашения. Подрядчик указывает стоимость, срок, дату начала и гарантийный период.</w:t>
-            </w:r>
-            <w:r>
-              <w:rPr>
-                <w:sz w:val="20"/>
-                <w:lang w:val="ru-RU"/>
-              </w:rPr>
-              <w:br/>
-              <w:t>4. До окончания срока подрядчик может заменить предложение новой версией.</w:t>
-            </w:r>
-            <w:r>
-              <w:rPr>
-                <w:sz w:val="20"/>
-                <w:lang w:val="ru-RU"/>
-              </w:rPr>
-              <w:br/>
-              <w:t>5. Система ранжирует допустимые предложения по цене, сроку и истории подрядчика.</w:t>
-            </w:r>
-            <w:r>
-              <w:rPr>
-                <w:sz w:val="20"/>
-                <w:lang w:val="ru-RU"/>
-              </w:rPr>
-              <w:br/>
-              <w:t>6. Администратор выбирает победителя и видит влияние выбора на срок и бюджет плана. Если выбрано не первое место рейтинга, сохраняется обоснование.</w:t>
-            </w:r>
-            <w:r>
-              <w:rPr>
-                <w:sz w:val="20"/>
-                <w:lang w:val="ru-RU"/>
-              </w:rPr>
-              <w:br/>
-              <w:t>7. Система назначает подрядчиков и формирует календарный график этапов.</w:t>
+              <w:t>2. Если выявлены замечания, эксперт возвращает этап на доработку: фиксирует нарушения, срок устранения и оставляет зависимые этапы заблокированными.</w:t>
             </w:r>
           </w:p>
         </w:tc>
@@ -5095,7 +5635,7 @@
                 <w:sz w:val="20"/>
                 <w:lang w:val="ru-RU"/>
               </w:rPr>
-              <w:t>Альтернативные потоки:</w:t>
+              <w:t>Постусловия:</w:t>
             </w:r>
             <w:r>
               <w:rPr>
@@ -5103,7 +5643,7 @@
                 <w:lang w:val="ru-RU"/>
               </w:rPr>
               <w:br/>
-              <w:t>1. Подрядчик отклоняет приглашение и указывает причину.</w:t>
+              <w:t>1. Этап принят либо сохранён перечень замечаний и срок повторной приёмки.</w:t>
             </w:r>
             <w:r>
               <w:rPr>
@@ -5111,15 +5651,7 @@
                 <w:lang w:val="ru-RU"/>
               </w:rPr>
               <w:br/>
-              <w:t>2. Если подходящих подрядчиков нет, администратор меняет условия лота или регистрирует новую компанию.</w:t>
-            </w:r>
-            <w:r>
-              <w:rPr>
-                <w:sz w:val="20"/>
-                <w:lang w:val="ru-RU"/>
-              </w:rPr>
-              <w:br/>
-              <w:t>3. Если победитель отказался от назначения, администратор выбирает следующее предложение или повторяет тендер.</w:t>
+              <w:t>2. При закрытии проект получает статус «Завершён».</w:t>
             </w:r>
           </w:p>
         </w:tc>
@@ -5160,88 +5692,14 @@
                 <w:sz w:val="20"/>
                 <w:lang w:val="ru-RU"/>
               </w:rPr>
-              <w:t>Постусловия:</w:t>
+              <w:t xml:space="preserve">Связи с другими прецедентами: </w:t>
             </w:r>
             <w:r>
               <w:rPr>
                 <w:sz w:val="20"/>
                 <w:lang w:val="ru-RU"/>
               </w:rPr>
-              <w:br/>
-              <w:t>1. На лоты назначены подрядчики.</w:t>
-            </w:r>
-            <w:r>
-              <w:rPr>
-                <w:sz w:val="20"/>
-                <w:lang w:val="ru-RU"/>
-              </w:rPr>
-              <w:br/>
-              <w:t>2. Сохранены рейтинг предложений, выбранные условия и обоснования.</w:t>
-            </w:r>
-          </w:p>
-        </w:tc>
-      </w:tr>
-      <w:tr>
-        <w:trPr>
-          <w:jc w:val="center"/>
-        </w:trPr>
-        <w:tc>
-          <w:tcPr>
-            <w:tcW w:w="9936" w:type="dxa"/>
-            <w:tcBorders>
-              <w:top w:val="single" w:sz="6" w:space="0" w:color="D9D9D9"/>
-              <w:left w:val="single" w:sz="6" w:space="0" w:color="D9D9D9"/>
-              <w:bottom w:val="single" w:sz="6" w:space="0" w:color="D9D9D9"/>
-              <w:right w:val="single" w:sz="6" w:space="0" w:color="D9D9D9"/>
-            </w:tcBorders>
-            <w:tcMar>
-              <w:top w:w="28" w:type="dxa"/>
-              <w:left w:w="65" w:type="dxa"/>
-              <w:bottom w:w="28" w:type="dxa"/>
-              <w:right w:w="65" w:type="dxa"/>
-            </w:tcMar>
-            <w:vAlign w:val="center"/>
-          </w:tcPr>
-          <w:p>
-            <w:pPr>
-              <w:spacing w:after="0" w:line="221" w:lineRule="auto"/>
-              <w:ind w:firstLine="0"/>
-              <w:jc w:val="left"/>
-              <w:rPr>
-                <w:lang w:val="ru-RU"/>
-              </w:rPr>
-            </w:pPr>
-            <w:r>
-              <w:rPr>
-                <w:b/>
-                <w:sz w:val="20"/>
-                <w:lang w:val="ru-RU"/>
-              </w:rPr>
-              <w:t>Связи с другими прецедентами</w:t>
-            </w:r>
-            <w:proofErr w:type="gramStart"/>
-            <w:r>
-              <w:rPr>
-                <w:b/>
-                <w:sz w:val="20"/>
-                <w:lang w:val="ru-RU"/>
-              </w:rPr>
-              <w:t xml:space="preserve">: </w:t>
-            </w:r>
-            <w:r>
-              <w:rPr>
-                <w:sz w:val="20"/>
-                <w:lang w:val="ru-RU"/>
-              </w:rPr>
-              <w:t>Включает</w:t>
-            </w:r>
-            <w:proofErr w:type="gramEnd"/>
-            <w:r>
-              <w:rPr>
-                <w:sz w:val="20"/>
-                <w:lang w:val="ru-RU"/>
-              </w:rPr>
-              <w:t xml:space="preserve"> «Ранжировать предложения» (include). Расширяется прецедентом «Отклонить приглашение» (extend). Выполняется после формирования плана в прецеденте «Провести ремонт» и до начала работ.</w:t>
+              <w:t>Включает «Проверить комплект материалов» (include). Расширяется прецедентом «Вернуть этап на доработку» (extend).</w:t>
             </w:r>
           </w:p>
         </w:tc>
@@ -5249,17 +5707,67 @@
     </w:tbl>
     <w:p>
       <w:pPr>
-        <w:rPr>
-          <w:lang w:val="ru-RU"/>
-        </w:rPr>
-        <w:sectPr>
-          <w:footerReference w:type="default" r:id="rId13"/>
-          <w:pgSz w:w="12240" w:h="15840"/>
-          <w:pgMar w:top="1080" w:right="1008" w:bottom="1008" w:left="1296" w:header="720" w:footer="504" w:gutter="0"/>
-          <w:cols w:space="720"/>
-          <w:docGrid w:linePitch="360"/>
-        </w:sectPr>
-      </w:pPr>
+        <w:spacing w:after="200"/>
+      </w:pPr>
+    </w:p>
+    <w:p>
+      <w:pPr>
+        <w:jc w:val="center"/>
+        <w:spacing w:before="200" w:after="60"/>
+      </w:pPr>
+      <w:r>
+        <w:rPr>
+          <w:sz w:val="20"/>
+          <w:lang w:val="ru-RU"/>
+        </w:rPr>
+        <w:t>Диаграмма прецедента «Сообщить о скрытом дефекте»</w:t>
+      </w:r>
+    </w:p>
+    <w:p>
+      <w:pPr>
+        <w:jc w:val="center"/>
+      </w:pPr>
+      <w:r>
+        <w:rPr>
+          <w:noProof/>
+          <w:lang w:val="ru-RU"/>
+        </w:rPr>
+        <w:drawing>
+          <wp:inline distT="0" distB="0" distL="0" distR="0" wp14:anchorId="006EEC63" wp14:editId="3A6F53E7">
+            <wp:extent cx="6309360" cy="1381760"/>
+            <wp:effectExtent l="0" t="0" r="2540" b="0"/>
+            <wp:docPr id="17" name="Рисунок 1"/>
+            <wp:cNvGraphicFramePr>
+              <a:graphicFrameLocks noChangeAspect="1"/>
+            </wp:cNvGraphicFramePr>
+            <a:graphic>
+              <a:graphicData uri="http://schemas.openxmlformats.org/drawingml/2006/picture">
+                <pic:pic>
+                  <pic:nvPicPr>
+                    <pic:cNvPr id="17" name=""/>
+                    <pic:cNvPicPr/>
+                  </pic:nvPicPr>
+                  <pic:blipFill>
+                    <a:blip r:embed="rId17"/>
+                    <a:stretch>
+                      <a:fillRect/>
+                    </a:stretch>
+                  </pic:blipFill>
+                  <pic:spPr>
+                    <a:xfrm>
+                      <a:off x="0" y="0"/>
+                      <a:ext cx="6309360" cy="1381760"/>
+                    </a:xfrm>
+                    <a:prstGeom prst="rect">
+                      <a:avLst/>
+                    </a:prstGeom>
+                  </pic:spPr>
+                </pic:pic>
+              </a:graphicData>
+            </a:graphic>
+          </wp:inline>
+        </w:drawing>
+      </w:r>
     </w:p>
     <w:tbl>
       <w:tblPr>
@@ -5307,560 +5815,6 @@
                 <w:sz w:val="22"/>
                 <w:lang w:val="ru-RU"/>
               </w:rPr>
-              <w:lastRenderedPageBreak/>
-              <w:t xml:space="preserve">Прецедент: </w:t>
-            </w:r>
-            <w:r>
-              <w:rPr>
-                <w:sz w:val="22"/>
-                <w:lang w:val="ru-RU"/>
-              </w:rPr>
-              <w:t>Принять этап ремонта</w:t>
-            </w:r>
-          </w:p>
-        </w:tc>
-      </w:tr>
-      <w:tr>
-        <w:trPr>
-          <w:jc w:val="center"/>
-        </w:trPr>
-        <w:tc>
-          <w:tcPr>
-            <w:tcW w:w="9936" w:type="dxa"/>
-            <w:tcBorders>
-              <w:top w:val="single" w:sz="6" w:space="0" w:color="D9D9D9"/>
-              <w:left w:val="single" w:sz="6" w:space="0" w:color="D9D9D9"/>
-              <w:bottom w:val="single" w:sz="6" w:space="0" w:color="D9D9D9"/>
-              <w:right w:val="single" w:sz="6" w:space="0" w:color="D9D9D9"/>
-            </w:tcBorders>
-            <w:tcMar>
-              <w:top w:w="28" w:type="dxa"/>
-              <w:left w:w="65" w:type="dxa"/>
-              <w:bottom w:w="28" w:type="dxa"/>
-              <w:right w:w="65" w:type="dxa"/>
-            </w:tcMar>
-            <w:vAlign w:val="center"/>
-          </w:tcPr>
-          <w:p>
-            <w:pPr>
-              <w:spacing w:after="0" w:line="221" w:lineRule="auto"/>
-              <w:ind w:firstLine="0"/>
-              <w:jc w:val="left"/>
-            </w:pPr>
-            <w:r>
-              <w:rPr>
-                <w:b/>
-                <w:sz w:val="22"/>
-                <w:lang w:val="ru-RU"/>
-              </w:rPr>
-              <w:t xml:space="preserve">ID: </w:t>
-            </w:r>
-            <w:r>
-              <w:rPr>
-                <w:sz w:val="22"/>
-                <w:lang w:val="ru-RU"/>
-              </w:rPr>
-              <w:t>3</w:t>
-            </w:r>
-          </w:p>
-        </w:tc>
-      </w:tr>
-      <w:tr>
-        <w:trPr>
-          <w:jc w:val="center"/>
-        </w:trPr>
-        <w:tc>
-          <w:tcPr>
-            <w:tcW w:w="9936" w:type="dxa"/>
-            <w:tcBorders>
-              <w:top w:val="single" w:sz="6" w:space="0" w:color="D9D9D9"/>
-              <w:left w:val="single" w:sz="6" w:space="0" w:color="D9D9D9"/>
-              <w:bottom w:val="single" w:sz="6" w:space="0" w:color="D9D9D9"/>
-              <w:right w:val="single" w:sz="6" w:space="0" w:color="D9D9D9"/>
-            </w:tcBorders>
-            <w:tcMar>
-              <w:top w:w="28" w:type="dxa"/>
-              <w:left w:w="65" w:type="dxa"/>
-              <w:bottom w:w="28" w:type="dxa"/>
-              <w:right w:w="65" w:type="dxa"/>
-            </w:tcMar>
-            <w:vAlign w:val="center"/>
-          </w:tcPr>
-          <w:p>
-            <w:pPr>
-              <w:spacing w:after="0" w:line="221" w:lineRule="auto"/>
-              <w:ind w:firstLine="0"/>
-              <w:jc w:val="left"/>
-              <w:rPr>
-                <w:lang w:val="ru-RU"/>
-              </w:rPr>
-            </w:pPr>
-            <w:r>
-              <w:rPr>
-                <w:b/>
-                <w:sz w:val="20"/>
-                <w:lang w:val="ru-RU"/>
-              </w:rPr>
-              <w:t xml:space="preserve">Краткое описание: </w:t>
-            </w:r>
-            <w:r>
-              <w:rPr>
-                <w:sz w:val="20"/>
-                <w:lang w:val="ru-RU"/>
-              </w:rPr>
-              <w:t>Подрядчик передаёт завершённый этап, технический эксперт принимает его или возвращает на доработку. После приёмки всех обязательных этапов администратор закрывает проект.</w:t>
-            </w:r>
-          </w:p>
-        </w:tc>
-      </w:tr>
-      <w:tr>
-        <w:trPr>
-          <w:jc w:val="center"/>
-        </w:trPr>
-        <w:tc>
-          <w:tcPr>
-            <w:tcW w:w="9936" w:type="dxa"/>
-            <w:tcBorders>
-              <w:top w:val="single" w:sz="6" w:space="0" w:color="D9D9D9"/>
-              <w:left w:val="single" w:sz="6" w:space="0" w:color="D9D9D9"/>
-              <w:bottom w:val="single" w:sz="6" w:space="0" w:color="D9D9D9"/>
-              <w:right w:val="single" w:sz="6" w:space="0" w:color="D9D9D9"/>
-            </w:tcBorders>
-            <w:tcMar>
-              <w:top w:w="28" w:type="dxa"/>
-              <w:left w:w="65" w:type="dxa"/>
-              <w:bottom w:w="28" w:type="dxa"/>
-              <w:right w:w="65" w:type="dxa"/>
-            </w:tcMar>
-            <w:vAlign w:val="center"/>
-          </w:tcPr>
-          <w:p>
-            <w:pPr>
-              <w:spacing w:after="0" w:line="221" w:lineRule="auto"/>
-              <w:ind w:firstLine="0"/>
-              <w:jc w:val="left"/>
-              <w:rPr>
-                <w:lang w:val="ru-RU"/>
-              </w:rPr>
-            </w:pPr>
-            <w:r>
-              <w:rPr>
-                <w:b/>
-                <w:sz w:val="20"/>
-                <w:lang w:val="ru-RU"/>
-              </w:rPr>
-              <w:t xml:space="preserve">Главные актёры: </w:t>
-            </w:r>
-            <w:r>
-              <w:rPr>
-                <w:sz w:val="20"/>
-                <w:lang w:val="ru-RU"/>
-              </w:rPr>
-              <w:t>Технический эксперт, Подрядчик.</w:t>
-            </w:r>
-          </w:p>
-        </w:tc>
-      </w:tr>
-      <w:tr>
-        <w:trPr>
-          <w:jc w:val="center"/>
-        </w:trPr>
-        <w:tc>
-          <w:tcPr>
-            <w:tcW w:w="9936" w:type="dxa"/>
-            <w:tcBorders>
-              <w:top w:val="single" w:sz="6" w:space="0" w:color="D9D9D9"/>
-              <w:left w:val="single" w:sz="6" w:space="0" w:color="D9D9D9"/>
-              <w:bottom w:val="single" w:sz="6" w:space="0" w:color="D9D9D9"/>
-              <w:right w:val="single" w:sz="6" w:space="0" w:color="D9D9D9"/>
-            </w:tcBorders>
-            <w:tcMar>
-              <w:top w:w="28" w:type="dxa"/>
-              <w:left w:w="65" w:type="dxa"/>
-              <w:bottom w:w="28" w:type="dxa"/>
-              <w:right w:w="65" w:type="dxa"/>
-            </w:tcMar>
-            <w:vAlign w:val="center"/>
-          </w:tcPr>
-          <w:p>
-            <w:pPr>
-              <w:spacing w:after="0" w:line="221" w:lineRule="auto"/>
-              <w:ind w:firstLine="0"/>
-              <w:jc w:val="left"/>
-            </w:pPr>
-            <w:r>
-              <w:rPr>
-                <w:b/>
-                <w:sz w:val="20"/>
-                <w:lang w:val="ru-RU"/>
-              </w:rPr>
-              <w:t xml:space="preserve">Второстепенные актёры: </w:t>
-            </w:r>
-            <w:r>
-              <w:rPr>
-                <w:sz w:val="20"/>
-                <w:lang w:val="ru-RU"/>
-              </w:rPr>
-              <w:t>Администратор.</w:t>
-            </w:r>
-          </w:p>
-        </w:tc>
-      </w:tr>
-      <w:tr>
-        <w:trPr>
-          <w:jc w:val="center"/>
-        </w:trPr>
-        <w:tc>
-          <w:tcPr>
-            <w:tcW w:w="9936" w:type="dxa"/>
-            <w:tcBorders>
-              <w:top w:val="single" w:sz="6" w:space="0" w:color="D9D9D9"/>
-              <w:left w:val="single" w:sz="6" w:space="0" w:color="D9D9D9"/>
-              <w:bottom w:val="single" w:sz="6" w:space="0" w:color="D9D9D9"/>
-              <w:right w:val="single" w:sz="6" w:space="0" w:color="D9D9D9"/>
-            </w:tcBorders>
-            <w:tcMar>
-              <w:top w:w="28" w:type="dxa"/>
-              <w:left w:w="65" w:type="dxa"/>
-              <w:bottom w:w="28" w:type="dxa"/>
-              <w:right w:w="65" w:type="dxa"/>
-            </w:tcMar>
-            <w:vAlign w:val="center"/>
-          </w:tcPr>
-          <w:p>
-            <w:pPr>
-              <w:spacing w:after="0" w:line="221" w:lineRule="auto"/>
-              <w:ind w:firstLine="0"/>
-              <w:jc w:val="left"/>
-              <w:rPr>
-                <w:lang w:val="ru-RU"/>
-              </w:rPr>
-            </w:pPr>
-            <w:r>
-              <w:rPr>
-                <w:b/>
-                <w:sz w:val="20"/>
-                <w:lang w:val="ru-RU"/>
-              </w:rPr>
-              <w:t>Предусловия:</w:t>
-            </w:r>
-            <w:r>
-              <w:rPr>
-                <w:sz w:val="20"/>
-                <w:lang w:val="ru-RU"/>
-              </w:rPr>
-              <w:br/>
-              <w:t>1. Запланированный объём этапа выполнен, обязательные записи журнала заполнены.</w:t>
-            </w:r>
-            <w:r>
-              <w:rPr>
-                <w:sz w:val="20"/>
-                <w:lang w:val="ru-RU"/>
-              </w:rPr>
-              <w:br/>
-              <w:t>2. Эксперту доступны критерии приёмки и материалы этапа.</w:t>
-            </w:r>
-          </w:p>
-        </w:tc>
-      </w:tr>
-      <w:tr>
-        <w:trPr>
-          <w:jc w:val="center"/>
-        </w:trPr>
-        <w:tc>
-          <w:tcPr>
-            <w:tcW w:w="9936" w:type="dxa"/>
-            <w:tcBorders>
-              <w:top w:val="single" w:sz="6" w:space="0" w:color="D9D9D9"/>
-              <w:left w:val="single" w:sz="6" w:space="0" w:color="D9D9D9"/>
-              <w:bottom w:val="single" w:sz="6" w:space="0" w:color="D9D9D9"/>
-              <w:right w:val="single" w:sz="6" w:space="0" w:color="D9D9D9"/>
-            </w:tcBorders>
-            <w:tcMar>
-              <w:top w:w="28" w:type="dxa"/>
-              <w:left w:w="65" w:type="dxa"/>
-              <w:bottom w:w="28" w:type="dxa"/>
-              <w:right w:w="65" w:type="dxa"/>
-            </w:tcMar>
-            <w:vAlign w:val="center"/>
-          </w:tcPr>
-          <w:p>
-            <w:pPr>
-              <w:spacing w:after="0" w:line="221" w:lineRule="auto"/>
-              <w:ind w:firstLine="0"/>
-              <w:jc w:val="left"/>
-              <w:rPr>
-                <w:lang w:val="ru-RU"/>
-              </w:rPr>
-            </w:pPr>
-            <w:r>
-              <w:rPr>
-                <w:b/>
-                <w:sz w:val="20"/>
-                <w:lang w:val="ru-RU"/>
-              </w:rPr>
-              <w:t>Основной поток:</w:t>
-            </w:r>
-            <w:r>
-              <w:rPr>
-                <w:sz w:val="20"/>
-                <w:lang w:val="ru-RU"/>
-              </w:rPr>
-              <w:br/>
-              <w:t>1. Подрядчик передаёт этап на приёмку.</w:t>
-            </w:r>
-            <w:r>
-              <w:rPr>
-                <w:sz w:val="20"/>
-                <w:lang w:val="ru-RU"/>
-              </w:rPr>
-              <w:br/>
-              <w:t>2. Система проверяет наличие актов, фотографий и результатов испытаний.</w:t>
-            </w:r>
-            <w:r>
-              <w:rPr>
-                <w:sz w:val="20"/>
-                <w:lang w:val="ru-RU"/>
-              </w:rPr>
-              <w:br/>
-              <w:t>3. Эксперт сверяет объём и качество результата.</w:t>
-            </w:r>
-            <w:r>
-              <w:rPr>
-                <w:sz w:val="20"/>
-                <w:lang w:val="ru-RU"/>
-              </w:rPr>
-              <w:br/>
-              <w:t>4. При отсутствии замечаний эксперт фиксирует приёмку.</w:t>
-            </w:r>
-            <w:r>
-              <w:rPr>
-                <w:sz w:val="20"/>
-                <w:lang w:val="ru-RU"/>
-              </w:rPr>
-              <w:br/>
-              <w:t>5. Система разблокирует зависимые этапы.</w:t>
-            </w:r>
-            <w:r>
-              <w:rPr>
-                <w:sz w:val="20"/>
-                <w:lang w:val="ru-RU"/>
-              </w:rPr>
-              <w:br/>
-              <w:t>6. Когда приняты все обязательные этапы, администратор закрывает проект: система рассчитывает отклонения, сохраняет показатели подрядчиков и гарантийные сроки.</w:t>
-            </w:r>
-          </w:p>
-        </w:tc>
-      </w:tr>
-      <w:tr>
-        <w:trPr>
-          <w:jc w:val="center"/>
-        </w:trPr>
-        <w:tc>
-          <w:tcPr>
-            <w:tcW w:w="9936" w:type="dxa"/>
-            <w:tcBorders>
-              <w:top w:val="single" w:sz="6" w:space="0" w:color="D9D9D9"/>
-              <w:left w:val="single" w:sz="6" w:space="0" w:color="D9D9D9"/>
-              <w:bottom w:val="single" w:sz="6" w:space="0" w:color="D9D9D9"/>
-              <w:right w:val="single" w:sz="6" w:space="0" w:color="D9D9D9"/>
-            </w:tcBorders>
-            <w:tcMar>
-              <w:top w:w="28" w:type="dxa"/>
-              <w:left w:w="65" w:type="dxa"/>
-              <w:bottom w:w="28" w:type="dxa"/>
-              <w:right w:w="65" w:type="dxa"/>
-            </w:tcMar>
-            <w:vAlign w:val="center"/>
-          </w:tcPr>
-          <w:p>
-            <w:pPr>
-              <w:spacing w:after="0" w:line="221" w:lineRule="auto"/>
-              <w:ind w:firstLine="0"/>
-              <w:jc w:val="left"/>
-              <w:rPr>
-                <w:lang w:val="ru-RU"/>
-              </w:rPr>
-            </w:pPr>
-            <w:r>
-              <w:rPr>
-                <w:b/>
-                <w:sz w:val="20"/>
-                <w:lang w:val="ru-RU"/>
-              </w:rPr>
-              <w:t>Альтернативные потоки:</w:t>
-            </w:r>
-            <w:r>
-              <w:rPr>
-                <w:sz w:val="20"/>
-                <w:lang w:val="ru-RU"/>
-              </w:rPr>
-              <w:br/>
-              <w:t>1. Если обязательных материалов нет, система не переводит этап в статус «На приёмке».</w:t>
-            </w:r>
-            <w:r>
-              <w:rPr>
-                <w:sz w:val="20"/>
-                <w:lang w:val="ru-RU"/>
-              </w:rPr>
-              <w:br/>
-              <w:t>2. Если выявлены замечания, эксперт возвращает этап на доработку: фиксирует нарушения, срок устранения и оставляет зависимые этапы заблокированными.</w:t>
-            </w:r>
-          </w:p>
-        </w:tc>
-      </w:tr>
-      <w:tr>
-        <w:trPr>
-          <w:jc w:val="center"/>
-        </w:trPr>
-        <w:tc>
-          <w:tcPr>
-            <w:tcW w:w="9936" w:type="dxa"/>
-            <w:tcBorders>
-              <w:top w:val="single" w:sz="6" w:space="0" w:color="D9D9D9"/>
-              <w:left w:val="single" w:sz="6" w:space="0" w:color="D9D9D9"/>
-              <w:bottom w:val="single" w:sz="6" w:space="0" w:color="D9D9D9"/>
-              <w:right w:val="single" w:sz="6" w:space="0" w:color="D9D9D9"/>
-            </w:tcBorders>
-            <w:tcMar>
-              <w:top w:w="28" w:type="dxa"/>
-              <w:left w:w="65" w:type="dxa"/>
-              <w:bottom w:w="28" w:type="dxa"/>
-              <w:right w:w="65" w:type="dxa"/>
-            </w:tcMar>
-            <w:vAlign w:val="center"/>
-          </w:tcPr>
-          <w:p>
-            <w:pPr>
-              <w:spacing w:after="0" w:line="221" w:lineRule="auto"/>
-              <w:ind w:firstLine="0"/>
-              <w:jc w:val="left"/>
-              <w:rPr>
-                <w:lang w:val="ru-RU"/>
-              </w:rPr>
-            </w:pPr>
-            <w:r>
-              <w:rPr>
-                <w:b/>
-                <w:sz w:val="20"/>
-                <w:lang w:val="ru-RU"/>
-              </w:rPr>
-              <w:t>Постусловия:</w:t>
-            </w:r>
-            <w:r>
-              <w:rPr>
-                <w:sz w:val="20"/>
-                <w:lang w:val="ru-RU"/>
-              </w:rPr>
-              <w:br/>
-              <w:t>1. Этап принят либо сохранён перечень замечаний и срок повторной приёмки.</w:t>
-            </w:r>
-            <w:r>
-              <w:rPr>
-                <w:sz w:val="20"/>
-                <w:lang w:val="ru-RU"/>
-              </w:rPr>
-              <w:br/>
-              <w:t>2. При закрытии проект получает статус «Завершён».</w:t>
-            </w:r>
-          </w:p>
-        </w:tc>
-      </w:tr>
-      <w:tr>
-        <w:trPr>
-          <w:jc w:val="center"/>
-        </w:trPr>
-        <w:tc>
-          <w:tcPr>
-            <w:tcW w:w="9936" w:type="dxa"/>
-            <w:tcBorders>
-              <w:top w:val="single" w:sz="6" w:space="0" w:color="D9D9D9"/>
-              <w:left w:val="single" w:sz="6" w:space="0" w:color="D9D9D9"/>
-              <w:bottom w:val="single" w:sz="6" w:space="0" w:color="D9D9D9"/>
-              <w:right w:val="single" w:sz="6" w:space="0" w:color="D9D9D9"/>
-            </w:tcBorders>
-            <w:tcMar>
-              <w:top w:w="28" w:type="dxa"/>
-              <w:left w:w="65" w:type="dxa"/>
-              <w:bottom w:w="28" w:type="dxa"/>
-              <w:right w:w="65" w:type="dxa"/>
-            </w:tcMar>
-            <w:vAlign w:val="center"/>
-          </w:tcPr>
-          <w:p>
-            <w:pPr>
-              <w:spacing w:after="0" w:line="221" w:lineRule="auto"/>
-              <w:ind w:firstLine="0"/>
-              <w:jc w:val="left"/>
-              <w:rPr>
-                <w:lang w:val="ru-RU"/>
-              </w:rPr>
-            </w:pPr>
-            <w:r>
-              <w:rPr>
-                <w:b/>
-                <w:sz w:val="20"/>
-                <w:lang w:val="ru-RU"/>
-              </w:rPr>
-              <w:t xml:space="preserve">Связи с другими прецедентами: </w:t>
-            </w:r>
-            <w:r>
-              <w:rPr>
-                <w:sz w:val="20"/>
-                <w:lang w:val="ru-RU"/>
-              </w:rPr>
-              <w:t>Включает «Проверить комплект материалов» (include). Расширяется прецедентом «Вернуть этап на доработку» (extend).</w:t>
-            </w:r>
-          </w:p>
-        </w:tc>
-      </w:tr>
-    </w:tbl>
-    <w:tbl>
-      <w:tblPr>
-        <w:tblW w:w="0" w:type="auto"/>
-        <w:jc w:val="center"/>
-        <w:tblLayout w:type="fixed"/>
-        <w:tblLook w:val="04A0" w:firstRow="1" w:lastRow="0" w:firstColumn="1" w:lastColumn="0" w:noHBand="0" w:noVBand="1"/>
-      </w:tblPr>
-      <w:tblGrid>
-        <w:gridCol w:w="9936"/>
-      </w:tblGrid>
-      <w:tr>
-        <w:trPr>
-          <w:jc w:val="center"/>
-        </w:trPr>
-        <w:tc>
-          <w:tcPr>
-            <w:tcW w:w="9936" w:type="dxa"/>
-            <w:tcBorders>
-              <w:top w:val="single" w:sz="6" w:space="0" w:color="D9D9D9"/>
-              <w:left w:val="single" w:sz="6" w:space="0" w:color="D9D9D9"/>
-              <w:bottom w:val="single" w:sz="6" w:space="0" w:color="D9D9D9"/>
-              <w:right w:val="single" w:sz="6" w:space="0" w:color="D9D9D9"/>
-            </w:tcBorders>
-            <w:tcMar>
-              <w:top w:w="28" w:type="dxa"/>
-              <w:left w:w="65" w:type="dxa"/>
-              <w:bottom w:w="28" w:type="dxa"/>
-              <w:right w:w="65" w:type="dxa"/>
-            </w:tcMar>
-            <w:vAlign w:val="center"/>
-          </w:tcPr>
-          <w:p>
-            <w:pPr>
-              <w:spacing w:after="0" w:line="221" w:lineRule="auto"/>
-              <w:ind w:firstLine="0"/>
-              <w:jc w:val="center"/>
-              <w:rPr>
-                <w:lang w:val="ru-RU"/>
-              </w:rPr>
-            </w:pPr>
-            <w:r>
-              <w:rPr>
-                <w:b/>
-                <w:sz w:val="22"/>
-                <w:lang w:val="ru-RU"/>
-              </w:rPr>
               <w:t xml:space="preserve">Прецедент: </w:t>
             </w:r>
             <w:r>
@@ -6456,6 +6410,11 @@
     </w:tbl>
     <w:p>
       <w:pPr>
+        <w:spacing w:after="200"/>
+      </w:pPr>
+    </w:p>
+    <w:p>
+      <w:pPr>
         <w:pStyle w:val="1"/>
         <w:rPr>
           <w:lang w:val="ru-RU"/>
@@ -6945,7 +6904,7 @@
         <w:lastRenderedPageBreak/>
         <w:drawing>
           <wp:inline distT="0" distB="0" distL="0" distR="0" wp14:anchorId="5560AE3E" wp14:editId="7909551D">
-            <wp:extent cx="6309360" cy="7614285"/>
+            <wp:extent cx="6309360" cy="6374855"/>
             <wp:effectExtent l="0" t="0" r="2540" b="5715"/>
             <wp:docPr id="4000001" name="Рисунок 4"/>
             <wp:cNvGraphicFramePr>
@@ -6967,7 +6926,7 @@
                   <pic:spPr>
                     <a:xfrm>
                       <a:off x="0" y="0"/>
-                      <a:ext cx="6309360" cy="7614285"/>
+                      <a:ext cx="6309360" cy="6374855"/>
                     </a:xfrm>
                     <a:prstGeom prst="rect">
                       <a:avLst/>
@@ -6978,6 +6937,20 @@
             </a:graphic>
           </wp:inline>
         </w:drawing>
+      </w:r>
+    </w:p>
+    <w:p>
+      <w:pPr>
+        <w:spacing w:before="80" w:after="80"/>
+        <w:rPr>
+          <w:lang w:val="ru-RU"/>
+        </w:rPr>
+      </w:pPr>
+      <w:r>
+        <w:rPr>
+          <w:lang w:val="ru-RU"/>
+        </w:rPr>
+        <w:t>Рисунок 4 — Общая архитектура и поток данных. Пользователь работает в браузере; Node.js отдаёт только страницы React; заявки, тендеры и план уходят в backend JSON-запросом и возвращаются JSON-ответом; backend читает и пишет PostgreSQL через JDBC и PL/pgSQL.</w:t>
       </w:r>
     </w:p>
     <w:p>
